--- a/系統文件/四技第115414組-救「舊」我的書-系統手冊 - 連卉媗.docx
+++ b/系統文件/四技第115414組-救「舊」我的書-系統手冊 - 連卉媗.docx
@@ -854,16 +854,8 @@
         <w:rPr>
           <w:rFonts w:hint="eastAsia"/>
         </w:rPr>
-        <w:t>謹</w:t>
-      </w:r>
-      <w:proofErr w:type="gramStart"/>
-      <w:r>
-        <w:rPr>
-          <w:rFonts w:hint="eastAsia"/>
-        </w:rPr>
-        <w:t>誌</w:t>
-      </w:r>
-      <w:proofErr w:type="gramEnd"/>
+        <w:t>謹誌</w:t>
+      </w:r>
     </w:p>
     <w:p>
       <w:pPr>
@@ -3352,7 +3344,23 @@
             <w:rFonts w:hint="eastAsia"/>
             <w:noProof/>
           </w:rPr>
-          <w:t>使用個案描述</w:t>
+          <w:t>使用個</w:t>
+        </w:r>
+        <w:r>
+          <w:rPr>
+            <w:rStyle w:val="afc"/>
+            <w:rFonts w:hint="eastAsia"/>
+            <w:noProof/>
+          </w:rPr>
+          <w:t>案</w:t>
+        </w:r>
+        <w:r>
+          <w:rPr>
+            <w:rStyle w:val="afc"/>
+            <w:rFonts w:hint="eastAsia"/>
+            <w:noProof/>
+          </w:rPr>
+          <w:t>描述</w:t>
         </w:r>
         <w:r>
           <w:rPr>
@@ -7136,7 +7144,7 @@
           <w:noProof/>
           <w:sz w:val="24"/>
           <w:szCs w:val="24"/>
-          <w:lang w:eastAsia="zh-CN" w:bidi="ar-SA"/>
+          <w:lang w:bidi="ar-SA"/>
         </w:rPr>
       </w:pPr>
       <w:r>
@@ -7169,7 +7177,7 @@
       <w:r>
         <w:fldChar w:fldCharType="separate"/>
       </w:r>
-      <w:hyperlink w:anchor="_Toc227104895" w:history="1">
+      <w:hyperlink w:anchor="_Toc227245712" w:history="1">
         <w:r>
           <w:rPr>
             <w:rStyle w:val="afc"/>
@@ -7212,7 +7220,7 @@
             <w:noProof/>
             <w:webHidden/>
           </w:rPr>
-          <w:instrText xml:space="preserve"> PAGEREF _Toc227104895 \h </w:instrText>
+          <w:instrText xml:space="preserve"> PAGEREF _Toc227245712 \h </w:instrText>
         </w:r>
         <w:r>
           <w:rPr>
@@ -7254,10 +7262,10 @@
           <w:noProof/>
           <w:sz w:val="24"/>
           <w:szCs w:val="24"/>
-          <w:lang w:eastAsia="zh-CN" w:bidi="ar-SA"/>
-        </w:rPr>
-      </w:pPr>
-      <w:hyperlink w:anchor="_Toc227104896" w:history="1">
+          <w:lang w:bidi="ar-SA"/>
+        </w:rPr>
+      </w:pPr>
+      <w:hyperlink w:anchor="_Toc227245713" w:history="1">
         <w:r>
           <w:rPr>
             <w:rStyle w:val="afc"/>
@@ -7307,7 +7315,7 @@
             <w:noProof/>
             <w:webHidden/>
           </w:rPr>
-          <w:instrText xml:space="preserve"> PAGEREF _Toc227104896 \h </w:instrText>
+          <w:instrText xml:space="preserve"> PAGEREF _Toc227245713 \h </w:instrText>
         </w:r>
         <w:r>
           <w:rPr>
@@ -7349,10 +7357,10 @@
           <w:noProof/>
           <w:sz w:val="24"/>
           <w:szCs w:val="24"/>
-          <w:lang w:eastAsia="zh-CN" w:bidi="ar-SA"/>
-        </w:rPr>
-      </w:pPr>
-      <w:hyperlink w:anchor="_Toc227104897" w:history="1">
+          <w:lang w:bidi="ar-SA"/>
+        </w:rPr>
+      </w:pPr>
+      <w:hyperlink w:anchor="_Toc227245714" w:history="1">
         <w:r>
           <w:rPr>
             <w:rStyle w:val="afc"/>
@@ -7395,7 +7403,7 @@
             <w:noProof/>
             <w:webHidden/>
           </w:rPr>
-          <w:instrText xml:space="preserve"> PAGEREF _Toc227104897 \h </w:instrText>
+          <w:instrText xml:space="preserve"> PAGEREF _Toc227245714 \h </w:instrText>
         </w:r>
         <w:r>
           <w:rPr>
@@ -7437,10 +7445,10 @@
           <w:noProof/>
           <w:sz w:val="24"/>
           <w:szCs w:val="24"/>
-          <w:lang w:eastAsia="zh-CN" w:bidi="ar-SA"/>
-        </w:rPr>
-      </w:pPr>
-      <w:hyperlink w:anchor="_Toc227104898" w:history="1">
+          <w:lang w:bidi="ar-SA"/>
+        </w:rPr>
+      </w:pPr>
+      <w:hyperlink w:anchor="_Toc227245715" w:history="1">
         <w:r>
           <w:rPr>
             <w:rStyle w:val="afc"/>
@@ -7483,7 +7491,7 @@
             <w:noProof/>
             <w:webHidden/>
           </w:rPr>
-          <w:instrText xml:space="preserve"> PAGEREF _Toc227104898 \h </w:instrText>
+          <w:instrText xml:space="preserve"> PAGEREF _Toc227245715 \h </w:instrText>
         </w:r>
         <w:r>
           <w:rPr>
@@ -7525,10 +7533,10 @@
           <w:noProof/>
           <w:sz w:val="24"/>
           <w:szCs w:val="24"/>
-          <w:lang w:eastAsia="zh-CN" w:bidi="ar-SA"/>
-        </w:rPr>
-      </w:pPr>
-      <w:hyperlink w:anchor="_Toc227104899" w:history="1">
+          <w:lang w:bidi="ar-SA"/>
+        </w:rPr>
+      </w:pPr>
+      <w:hyperlink w:anchor="_Toc227245716" w:history="1">
         <w:r>
           <w:rPr>
             <w:rStyle w:val="afc"/>
@@ -7571,7 +7579,7 @@
             <w:noProof/>
             <w:webHidden/>
           </w:rPr>
-          <w:instrText xml:space="preserve"> PAGEREF _Toc227104899 \h </w:instrText>
+          <w:instrText xml:space="preserve"> PAGEREF _Toc227245716 \h </w:instrText>
         </w:r>
         <w:r>
           <w:rPr>
@@ -7613,10 +7621,10 @@
           <w:noProof/>
           <w:sz w:val="24"/>
           <w:szCs w:val="24"/>
-          <w:lang w:eastAsia="zh-CN" w:bidi="ar-SA"/>
-        </w:rPr>
-      </w:pPr>
-      <w:hyperlink w:anchor="_Toc227104900" w:history="1">
+          <w:lang w:bidi="ar-SA"/>
+        </w:rPr>
+      </w:pPr>
+      <w:hyperlink w:anchor="_Toc227245717" w:history="1">
         <w:r>
           <w:rPr>
             <w:rStyle w:val="afc"/>
@@ -7630,7 +7638,7 @@
             <w:rStyle w:val="afc"/>
             <w:noProof/>
           </w:rPr>
-          <w:t xml:space="preserve"> 5-1-3 </w:t>
+          <w:t xml:space="preserve"> 5-1-3</w:t>
         </w:r>
         <w:r>
           <w:rPr>
@@ -7638,7 +7646,7 @@
             <w:rFonts w:hint="eastAsia"/>
             <w:noProof/>
           </w:rPr>
-          <w:t>使用者非功能性需求表</w:t>
+          <w:t>非功能性需求表</w:t>
         </w:r>
         <w:r>
           <w:rPr>
@@ -7659,95 +7667,7 @@
             <w:noProof/>
             <w:webHidden/>
           </w:rPr>
-          <w:instrText xml:space="preserve"> PAGEREF _Toc227104900 \h </w:instrText>
-        </w:r>
-        <w:r>
-          <w:rPr>
-            <w:noProof/>
-            <w:webHidden/>
-          </w:rPr>
-        </w:r>
-        <w:r>
-          <w:rPr>
-            <w:noProof/>
-            <w:webHidden/>
-          </w:rPr>
-          <w:fldChar w:fldCharType="separate"/>
-        </w:r>
-        <w:r>
-          <w:rPr>
-            <w:noProof/>
-            <w:webHidden/>
-          </w:rPr>
-          <w:t>15</w:t>
-        </w:r>
-        <w:r>
-          <w:rPr>
-            <w:noProof/>
-            <w:webHidden/>
-          </w:rPr>
-          <w:fldChar w:fldCharType="end"/>
-        </w:r>
-      </w:hyperlink>
-    </w:p>
-    <w:p>
-      <w:pPr>
-        <w:pStyle w:val="afd"/>
-        <w:tabs>
-          <w:tab w:val="right" w:leader="dot" w:pos="10194"/>
-        </w:tabs>
-        <w:rPr>
-          <w:rFonts w:asciiTheme="minorHAnsi" w:eastAsiaTheme="minorEastAsia" w:hAnsiTheme="minorHAnsi"/>
-          <w:noProof/>
-          <w:sz w:val="24"/>
-          <w:szCs w:val="24"/>
-          <w:lang w:eastAsia="zh-CN" w:bidi="ar-SA"/>
-        </w:rPr>
-      </w:pPr>
-      <w:hyperlink w:anchor="_Toc227104901" w:history="1">
-        <w:r>
-          <w:rPr>
-            <w:rStyle w:val="afc"/>
-            <w:rFonts w:hint="eastAsia"/>
-            <w:noProof/>
-          </w:rPr>
-          <w:t>表</w:t>
-        </w:r>
-        <w:r>
-          <w:rPr>
-            <w:rStyle w:val="afc"/>
-            <w:noProof/>
-          </w:rPr>
-          <w:t xml:space="preserve"> 5-1-4 </w:t>
-        </w:r>
-        <w:r>
-          <w:rPr>
-            <w:rStyle w:val="afc"/>
-            <w:rFonts w:hint="eastAsia"/>
-            <w:noProof/>
-          </w:rPr>
-          <w:t>系統管理員非功能性需求表</w:t>
-        </w:r>
-        <w:r>
-          <w:rPr>
-            <w:noProof/>
-            <w:webHidden/>
-          </w:rPr>
-          <w:tab/>
-        </w:r>
-        <w:r>
-          <w:rPr>
-            <w:noProof/>
-            <w:webHidden/>
-          </w:rPr>
-          <w:fldChar w:fldCharType="begin"/>
-        </w:r>
-        <w:r>
-          <w:rPr>
-            <w:noProof/>
-            <w:webHidden/>
-          </w:rPr>
-          <w:instrText xml:space="preserve"> PAGEREF _Toc227104901 \h </w:instrText>
+          <w:instrText xml:space="preserve"> PAGEREF _Toc227245717 \h </w:instrText>
         </w:r>
         <w:r>
           <w:rPr>
@@ -8500,7 +8420,7 @@
       <w:pPr>
         <w:pStyle w:val="afb"/>
       </w:pPr>
-      <w:bookmarkStart w:id="9" w:name="_Toc227104895"/>
+      <w:bookmarkStart w:id="9" w:name="_Toc227245712"/>
       <w:r>
         <w:rPr>
           <w:rFonts w:hint="eastAsia"/>
@@ -10268,7 +10188,7 @@
           <w:color w:val="EE0000"/>
         </w:rPr>
         <w:drawing>
-          <wp:inline distT="0" distB="0" distL="0" distR="0" wp14:anchorId="611E101F" wp14:editId="618824D2">
+          <wp:inline distT="0" distB="0" distL="0" distR="0" wp14:anchorId="611E101F" wp14:editId="293336C7">
             <wp:extent cx="5596344" cy="1891636"/>
             <wp:effectExtent l="19050" t="19050" r="23495" b="13970"/>
             <wp:docPr id="1246348825" name="圖片 4"/>
@@ -10463,7 +10383,7 @@
           <w:color w:val="EE0000"/>
         </w:rPr>
         <w:drawing>
-          <wp:inline distT="0" distB="0" distL="0" distR="0" wp14:anchorId="5214411C" wp14:editId="3D0AC72F">
+          <wp:inline distT="0" distB="0" distL="0" distR="0" wp14:anchorId="5214411C" wp14:editId="5ADE9CD3">
             <wp:extent cx="5578806" cy="1925756"/>
             <wp:effectExtent l="19050" t="19050" r="22225" b="17780"/>
             <wp:docPr id="214552384" name="圖片 5"/>
@@ -10932,7 +10852,7 @@
         </w:rPr>
         <w:lastRenderedPageBreak/>
         <w:drawing>
-          <wp:inline distT="0" distB="0" distL="0" distR="0" wp14:anchorId="68960B63" wp14:editId="04DD68D1">
+          <wp:inline distT="0" distB="0" distL="0" distR="0" wp14:anchorId="68960B63" wp14:editId="396460B4">
             <wp:extent cx="5794896" cy="2055809"/>
             <wp:effectExtent l="19050" t="19050" r="15875" b="20955"/>
             <wp:docPr id="659161396" name="圖片 9"/>
@@ -11132,7 +11052,7 @@
           <w:noProof/>
         </w:rPr>
         <w:drawing>
-          <wp:inline distT="0" distB="0" distL="0" distR="0" wp14:anchorId="6C1EFDA4" wp14:editId="46214192">
+          <wp:inline distT="0" distB="0" distL="0" distR="0" wp14:anchorId="6C1EFDA4" wp14:editId="2F4D0923">
             <wp:extent cx="5794375" cy="2051501"/>
             <wp:effectExtent l="19050" t="19050" r="15875" b="25400"/>
             <wp:docPr id="278636936" name="圖片 11"/>
@@ -11386,35 +11306,7 @@
         <w:rPr>
           <w:rFonts w:hint="eastAsia"/>
         </w:rPr>
-        <w:t>實體書</w:t>
-      </w:r>
-      <w:proofErr w:type="gramStart"/>
-      <w:r>
-        <w:rPr>
-          <w:rFonts w:hint="eastAsia"/>
-        </w:rPr>
-        <w:t>況</w:t>
-      </w:r>
-      <w:proofErr w:type="gramEnd"/>
-      <w:r>
-        <w:rPr>
-          <w:rFonts w:hint="eastAsia"/>
-        </w:rPr>
-        <w:t>照片」功能對購買意願具有正面幫助，進一步確認了本系統在書</w:t>
-      </w:r>
-      <w:proofErr w:type="gramStart"/>
-      <w:r>
-        <w:rPr>
-          <w:rFonts w:hint="eastAsia"/>
-        </w:rPr>
-        <w:t>況</w:t>
-      </w:r>
-      <w:proofErr w:type="gramEnd"/>
-      <w:r>
-        <w:rPr>
-          <w:rFonts w:hint="eastAsia"/>
-        </w:rPr>
-        <w:t>透明化設計上的必要性。</w:t>
+        <w:t>實體書況照片」功能對購買意願具有正面幫助，進一步確認了本系統在書況透明化設計上的必要性。</w:t>
       </w:r>
     </w:p>
     <w:p>
@@ -11634,35 +11526,7 @@
         <w:rPr>
           <w:rFonts w:hint="eastAsia"/>
         </w:rPr>
-        <w:t>，現有交易管道缺乏專屬整合平台、面交與寄送流程的</w:t>
-      </w:r>
-      <w:proofErr w:type="gramStart"/>
-      <w:r>
-        <w:rPr>
-          <w:rFonts w:hint="eastAsia"/>
-        </w:rPr>
-        <w:t>不</w:t>
-      </w:r>
-      <w:proofErr w:type="gramEnd"/>
-      <w:r>
-        <w:rPr>
-          <w:rFonts w:hint="eastAsia"/>
-        </w:rPr>
-        <w:t>便是阻礙交易的主要障礙，而使用者對實體儲物櫃方案、自助化操作及書</w:t>
-      </w:r>
-      <w:proofErr w:type="gramStart"/>
-      <w:r>
-        <w:rPr>
-          <w:rFonts w:hint="eastAsia"/>
-        </w:rPr>
-        <w:t>況</w:t>
-      </w:r>
-      <w:proofErr w:type="gramEnd"/>
-      <w:r>
-        <w:rPr>
-          <w:rFonts w:hint="eastAsia"/>
-        </w:rPr>
-        <w:t>透明度展現出高度期待，這些發現為本系統之功能規劃與設計方向提供了明確的依據。</w:t>
+        <w:t>，現有交易管道缺乏專屬整合平台、面交與寄送流程的不便是阻礙交易的主要障礙，而使用者對實體儲物櫃方案、自助化操作及書況透明度展現出高度期待，這些發現為本系統之功能規劃與設計方向提供了明確的依據。</w:t>
       </w:r>
     </w:p>
     <w:p>
@@ -12638,21 +12502,7 @@
         <w:rPr>
           <w:rFonts w:hint="eastAsia"/>
         </w:rPr>
-        <w:t>實體書</w:t>
-      </w:r>
-      <w:proofErr w:type="gramStart"/>
-      <w:r>
-        <w:rPr>
-          <w:rFonts w:hint="eastAsia"/>
-        </w:rPr>
-        <w:t>況</w:t>
-      </w:r>
-      <w:proofErr w:type="gramEnd"/>
-      <w:r>
-        <w:rPr>
-          <w:rFonts w:hint="eastAsia"/>
-        </w:rPr>
-        <w:t>照片」功能，調查顯示此功能可顯著增加購買意願。</w:t>
+        <w:t>實體書況照片」功能，調查顯示此功能可顯著增加購買意願。</w:t>
       </w:r>
     </w:p>
     <w:p>
@@ -12821,21 +12671,7 @@
         <w:rPr>
           <w:rFonts w:hint="eastAsia"/>
         </w:rPr>
-        <w:t>）與合約邏輯，使用者敏感</w:t>
-      </w:r>
-      <w:proofErr w:type="gramStart"/>
-      <w:r>
-        <w:rPr>
-          <w:rFonts w:hint="eastAsia"/>
-        </w:rPr>
-        <w:t>個</w:t>
-      </w:r>
-      <w:proofErr w:type="gramEnd"/>
-      <w:r>
-        <w:rPr>
-          <w:rFonts w:hint="eastAsia"/>
-        </w:rPr>
-        <w:t>資則儲存在符合加密規範之中心化資料庫中。</w:t>
+        <w:t>）與合約邏輯，使用者敏感個資則儲存在符合加密規範之中心化資料庫中。</w:t>
       </w:r>
     </w:p>
     <w:p>
@@ -12923,7 +12759,7 @@
       <w:pPr>
         <w:pStyle w:val="afb"/>
       </w:pPr>
-      <w:bookmarkStart w:id="21" w:name="_Toc227104896"/>
+      <w:bookmarkStart w:id="21" w:name="_Toc227245713"/>
       <w:r>
         <w:rPr>
           <w:rFonts w:hint="eastAsia"/>
@@ -14174,35 +14010,7 @@
         <w:rPr>
           <w:rFonts w:hint="eastAsia"/>
         </w:rPr>
-        <w:t>建立自動化金流託管，結合實體智慧書櫃的存取機制，確保款項在買家成功取貨並確認訂單後才進行金流撥款處理，徹底解決交易詐騙風險與</w:t>
-      </w:r>
-      <w:proofErr w:type="gramStart"/>
-      <w:r>
-        <w:rPr>
-          <w:rFonts w:hint="eastAsia"/>
-        </w:rPr>
-        <w:t>個</w:t>
-      </w:r>
-      <w:proofErr w:type="gramEnd"/>
-      <w:r>
-        <w:rPr>
-          <w:rFonts w:hint="eastAsia"/>
-        </w:rPr>
-        <w:t>資外</w:t>
-      </w:r>
-      <w:proofErr w:type="gramStart"/>
-      <w:r>
-        <w:rPr>
-          <w:rFonts w:hint="eastAsia"/>
-        </w:rPr>
-        <w:t>洩</w:t>
-      </w:r>
-      <w:proofErr w:type="gramEnd"/>
-      <w:r>
-        <w:rPr>
-          <w:rFonts w:hint="eastAsia"/>
-        </w:rPr>
-        <w:t>隱憂。平台不僅提供便利的</w:t>
+        <w:t>建立自動化金流託管，結合實體智慧書櫃的存取機制，確保款項在買家成功取貨並確認訂單後才進行金流撥款處理，徹底解決交易詐騙風險與個資外洩隱憂。平台不僅提供便利的</w:t>
       </w:r>
       <w:r>
         <w:rPr>
@@ -14590,21 +14398,7 @@
         <w:rPr>
           <w:rFonts w:hint="eastAsia"/>
         </w:rPr>
-        <w:t>小時</w:t>
-      </w:r>
-      <w:proofErr w:type="gramStart"/>
-      <w:r>
-        <w:rPr>
-          <w:rFonts w:hint="eastAsia"/>
-        </w:rPr>
-        <w:t>不</w:t>
-      </w:r>
-      <w:proofErr w:type="gramEnd"/>
-      <w:r>
-        <w:rPr>
-          <w:rFonts w:hint="eastAsia"/>
-        </w:rPr>
-        <w:t>打烊的「</w:t>
+        <w:t>小時不打烊的「</w:t>
       </w:r>
       <w:proofErr w:type="gramStart"/>
       <w:r>
@@ -15391,7 +15185,7 @@
       <w:pPr>
         <w:pStyle w:val="afb"/>
       </w:pPr>
-      <w:bookmarkStart w:id="24" w:name="_Toc227104897"/>
+      <w:bookmarkStart w:id="24" w:name="_Toc227245714"/>
       <w:r>
         <w:rPr>
           <w:rFonts w:hint="eastAsia"/>
@@ -16196,23 +15990,7 @@
                 <w:rFonts w:ascii="Times New Roman" w:eastAsia="標楷體" w:hAnsi="Times New Roman" w:hint="eastAsia"/>
                 <w:sz w:val="28"/>
               </w:rPr>
-              <w:t>小規模試辦，並與校方或捷運管理單位</w:t>
-            </w:r>
-            <w:proofErr w:type="gramStart"/>
-            <w:r>
-              <w:rPr>
-                <w:rFonts w:ascii="Times New Roman" w:eastAsia="標楷體" w:hAnsi="Times New Roman" w:hint="eastAsia"/>
-                <w:sz w:val="28"/>
-              </w:rPr>
-              <w:t>研</w:t>
-            </w:r>
-            <w:proofErr w:type="gramEnd"/>
-            <w:r>
-              <w:rPr>
-                <w:rFonts w:ascii="Times New Roman" w:eastAsia="標楷體" w:hAnsi="Times New Roman" w:hint="eastAsia"/>
-                <w:sz w:val="28"/>
-              </w:rPr>
-              <w:t>擬「管理協議」，確保設備保險與維護責任歸屬，規避法律風險。</w:t>
+              <w:t>小規模試辦，並與校方或捷運管理單位研擬「管理協議」，確保設備保險與維護責任歸屬，規避法律風險。</w:t>
             </w:r>
           </w:p>
           <w:p>
@@ -16508,7 +16286,7 @@
       <w:pPr>
         <w:pStyle w:val="afb"/>
       </w:pPr>
-      <w:bookmarkStart w:id="35" w:name="_Toc227104898"/>
+      <w:bookmarkStart w:id="35" w:name="_Toc227245715"/>
       <w:r>
         <w:rPr>
           <w:rFonts w:hint="eastAsia"/>
@@ -17742,7 +17520,7 @@
       <w:pPr>
         <w:pStyle w:val="afb"/>
       </w:pPr>
-      <w:bookmarkStart w:id="36" w:name="_Toc227104899"/>
+      <w:bookmarkStart w:id="36" w:name="_Toc227245716"/>
       <w:r>
         <w:rPr>
           <w:rFonts w:hint="eastAsia"/>
@@ -18151,7 +17929,7 @@
       <w:pPr>
         <w:pStyle w:val="afb"/>
       </w:pPr>
-      <w:bookmarkStart w:id="37" w:name="_Toc227104900"/>
+      <w:bookmarkStart w:id="37" w:name="_Toc227245717"/>
       <w:r>
         <w:rPr>
           <w:rFonts w:hint="eastAsia"/>
@@ -18637,6 +18415,9 @@
     <w:p>
       <w:pPr>
         <w:pStyle w:val="2"/>
+        <w:rPr>
+          <w:rFonts w:hint="eastAsia"/>
+        </w:rPr>
       </w:pPr>
       <w:bookmarkStart w:id="39" w:name="_Toc226749686"/>
       <w:r>
@@ -18649,16 +18430,1974 @@
     </w:p>
     <w:p>
       <w:pPr>
-        <w:pStyle w:val="a0"/>
-        <w:ind w:firstLineChars="200" w:firstLine="560"/>
-      </w:pPr>
-      <w:r>
-        <w:rPr>
-          <w:rFonts w:hint="eastAsia"/>
-          <w:color w:val="EE0000"/>
-        </w:rPr>
-        <w:t>新增內容</w:t>
-      </w:r>
+        <w:pStyle w:val="afb"/>
+        <w:rPr>
+          <w:rFonts w:hint="eastAsia"/>
+        </w:rPr>
+      </w:pPr>
+      <w:r>
+        <w:rPr>
+          <w:rFonts w:hint="eastAsia"/>
+        </w:rPr>
+        <w:t>表</w:t>
+      </w:r>
+      <w:r>
+        <w:rPr>
+          <w:rFonts w:hint="eastAsia"/>
+        </w:rPr>
+        <w:t xml:space="preserve"> </w:t>
+      </w:r>
+      <w:r>
+        <w:fldChar w:fldCharType="begin"/>
+      </w:r>
+      <w:r>
+        <w:instrText xml:space="preserve"> </w:instrText>
+      </w:r>
+      <w:r>
+        <w:rPr>
+          <w:rFonts w:hint="eastAsia"/>
+        </w:rPr>
+        <w:instrText>STYLEREF 2 \s</w:instrText>
+      </w:r>
+      <w:r>
+        <w:instrText xml:space="preserve"> </w:instrText>
+      </w:r>
+      <w:r>
+        <w:fldChar w:fldCharType="separate"/>
+      </w:r>
+      <w:r>
+        <w:rPr>
+          <w:noProof/>
+        </w:rPr>
+        <w:t>5-3</w:t>
+      </w:r>
+      <w:r>
+        <w:fldChar w:fldCharType="end"/>
+      </w:r>
+      <w:r>
+        <w:t>-</w:t>
+      </w:r>
+      <w:r>
+        <w:fldChar w:fldCharType="begin"/>
+      </w:r>
+      <w:r>
+        <w:instrText xml:space="preserve"> </w:instrText>
+      </w:r>
+      <w:r>
+        <w:rPr>
+          <w:rFonts w:hint="eastAsia"/>
+        </w:rPr>
+        <w:instrText xml:space="preserve">SEQ </w:instrText>
+      </w:r>
+      <w:r>
+        <w:rPr>
+          <w:rFonts w:hint="eastAsia"/>
+        </w:rPr>
+        <w:instrText>表</w:instrText>
+      </w:r>
+      <w:r>
+        <w:rPr>
+          <w:rFonts w:hint="eastAsia"/>
+        </w:rPr>
+        <w:instrText xml:space="preserve"> \* ARABIC \s 2</w:instrText>
+      </w:r>
+      <w:r>
+        <w:instrText xml:space="preserve"> </w:instrText>
+      </w:r>
+      <w:r>
+        <w:fldChar w:fldCharType="separate"/>
+      </w:r>
+      <w:r>
+        <w:rPr>
+          <w:noProof/>
+        </w:rPr>
+        <w:t>1</w:t>
+      </w:r>
+      <w:r>
+        <w:fldChar w:fldCharType="end"/>
+      </w:r>
+      <w:r>
+        <w:rPr>
+          <w:rFonts w:hint="eastAsia"/>
+        </w:rPr>
+        <w:t>書籍上架</w:t>
+      </w:r>
+      <w:r>
+        <w:rPr>
+          <w:rFonts w:hint="eastAsia"/>
+        </w:rPr>
+        <w:t>-</w:t>
+      </w:r>
+      <w:r>
+        <w:rPr>
+          <w:rFonts w:hint="eastAsia"/>
+        </w:rPr>
+        <w:t>掃描</w:t>
+      </w:r>
+      <w:r>
+        <w:rPr>
+          <w:rFonts w:hint="eastAsia"/>
+        </w:rPr>
+        <w:t>ISBN</w:t>
+      </w:r>
+    </w:p>
+    <w:tbl>
+      <w:tblPr>
+        <w:tblStyle w:val="afa"/>
+        <w:tblW w:w="0" w:type="auto"/>
+        <w:tblLook w:val="04A0" w:firstRow="1" w:lastRow="0" w:firstColumn="1" w:lastColumn="0" w:noHBand="0" w:noVBand="1"/>
+      </w:tblPr>
+      <w:tblGrid>
+        <w:gridCol w:w="3681"/>
+        <w:gridCol w:w="6513"/>
+      </w:tblGrid>
+      <w:tr>
+        <w:tc>
+          <w:tcPr>
+            <w:tcW w:w="10194" w:type="dxa"/>
+            <w:gridSpan w:val="2"/>
+            <w:shd w:val="clear" w:color="auto" w:fill="DEE5E8" w:themeFill="text2" w:themeFillTint="33"/>
+            <w:vAlign w:val="center"/>
+          </w:tcPr>
+          <w:p>
+            <w:pPr>
+              <w:jc w:val="both"/>
+              <w:rPr>
+                <w:rFonts w:hint="eastAsia"/>
+              </w:rPr>
+            </w:pPr>
+            <w:r>
+              <w:rPr>
+                <w:rFonts w:hint="eastAsia"/>
+              </w:rPr>
+              <w:t>使用個案名稱：</w:t>
+            </w:r>
+            <w:r>
+              <w:t>上架書籍</w:t>
+            </w:r>
+            <w:r>
+              <w:rPr>
+                <w:rFonts w:hint="eastAsia"/>
+              </w:rPr>
+              <w:t>-</w:t>
+            </w:r>
+            <w:r>
+              <w:rPr>
+                <w:rFonts w:hint="eastAsia"/>
+              </w:rPr>
+              <w:t>掃描</w:t>
+            </w:r>
+            <w:r>
+              <w:rPr>
+                <w:rFonts w:hint="eastAsia"/>
+              </w:rPr>
+              <w:t>ISBN</w:t>
+            </w:r>
+          </w:p>
+        </w:tc>
+      </w:tr>
+      <w:tr>
+        <w:tc>
+          <w:tcPr>
+            <w:tcW w:w="3681" w:type="dxa"/>
+            <w:shd w:val="clear" w:color="auto" w:fill="DEE5E8" w:themeFill="text2" w:themeFillTint="33"/>
+            <w:vAlign w:val="center"/>
+          </w:tcPr>
+          <w:p>
+            <w:pPr>
+              <w:jc w:val="both"/>
+              <w:rPr>
+                <w:rFonts w:hint="eastAsia"/>
+              </w:rPr>
+            </w:pPr>
+            <w:r>
+              <w:t>主要參與者</w:t>
+            </w:r>
+          </w:p>
+        </w:tc>
+        <w:tc>
+          <w:tcPr>
+            <w:tcW w:w="6513" w:type="dxa"/>
+            <w:vAlign w:val="center"/>
+          </w:tcPr>
+          <w:p>
+            <w:pPr>
+              <w:jc w:val="both"/>
+              <w:rPr>
+                <w:rFonts w:hint="eastAsia"/>
+              </w:rPr>
+            </w:pPr>
+            <w:r>
+              <w:rPr>
+                <w:rFonts w:hint="eastAsia"/>
+              </w:rPr>
+              <w:t>使用者</w:t>
+            </w:r>
+            <w:r>
+              <w:rPr>
+                <w:rFonts w:hint="eastAsia"/>
+              </w:rPr>
+              <w:t>（買家）</w:t>
+            </w:r>
+          </w:p>
+        </w:tc>
+      </w:tr>
+      <w:tr>
+        <w:tc>
+          <w:tcPr>
+            <w:tcW w:w="3681" w:type="dxa"/>
+            <w:shd w:val="clear" w:color="auto" w:fill="DEE5E8" w:themeFill="text2" w:themeFillTint="33"/>
+            <w:vAlign w:val="center"/>
+          </w:tcPr>
+          <w:p>
+            <w:pPr>
+              <w:jc w:val="both"/>
+              <w:rPr>
+                <w:rFonts w:hint="eastAsia"/>
+              </w:rPr>
+            </w:pPr>
+            <w:r>
+              <w:t>前置條件</w:t>
+            </w:r>
+          </w:p>
+        </w:tc>
+        <w:tc>
+          <w:tcPr>
+            <w:tcW w:w="6513" w:type="dxa"/>
+            <w:vAlign w:val="center"/>
+          </w:tcPr>
+          <w:p>
+            <w:pPr>
+              <w:jc w:val="both"/>
+              <w:rPr>
+                <w:rFonts w:hint="eastAsia"/>
+              </w:rPr>
+            </w:pPr>
+            <w:r>
+              <w:t>使用者已完成登入，並進入「我要賣書」頁面。</w:t>
+            </w:r>
+          </w:p>
+        </w:tc>
+      </w:tr>
+      <w:tr>
+        <w:tc>
+          <w:tcPr>
+            <w:tcW w:w="3681" w:type="dxa"/>
+            <w:shd w:val="clear" w:color="auto" w:fill="DEE5E8" w:themeFill="text2" w:themeFillTint="33"/>
+            <w:vAlign w:val="center"/>
+          </w:tcPr>
+          <w:p>
+            <w:pPr>
+              <w:jc w:val="both"/>
+              <w:rPr>
+                <w:rFonts w:hint="eastAsia"/>
+              </w:rPr>
+            </w:pPr>
+            <w:r>
+              <w:rPr>
+                <w:rFonts w:hint="eastAsia"/>
+              </w:rPr>
+              <w:t>目標</w:t>
+            </w:r>
+          </w:p>
+        </w:tc>
+        <w:tc>
+          <w:tcPr>
+            <w:tcW w:w="6513" w:type="dxa"/>
+            <w:vAlign w:val="center"/>
+          </w:tcPr>
+          <w:p>
+            <w:pPr>
+              <w:jc w:val="both"/>
+              <w:rPr>
+                <w:rFonts w:hint="eastAsia"/>
+              </w:rPr>
+            </w:pPr>
+            <w:r>
+              <w:t>允許使用者將欲販售的書籍資訊登錄至系統中</w:t>
+            </w:r>
+            <w:r>
+              <w:rPr>
+                <w:rFonts w:hint="eastAsia"/>
+              </w:rPr>
+              <w:t>。</w:t>
+            </w:r>
+          </w:p>
+        </w:tc>
+      </w:tr>
+      <w:tr>
+        <w:tc>
+          <w:tcPr>
+            <w:tcW w:w="3681" w:type="dxa"/>
+            <w:shd w:val="clear" w:color="auto" w:fill="DEE5E8" w:themeFill="text2" w:themeFillTint="33"/>
+            <w:vAlign w:val="center"/>
+          </w:tcPr>
+          <w:p>
+            <w:pPr>
+              <w:jc w:val="both"/>
+              <w:rPr>
+                <w:rFonts w:hint="eastAsia"/>
+              </w:rPr>
+            </w:pPr>
+            <w:r>
+              <w:t>後置條件</w:t>
+            </w:r>
+          </w:p>
+        </w:tc>
+        <w:tc>
+          <w:tcPr>
+            <w:tcW w:w="6513" w:type="dxa"/>
+            <w:vAlign w:val="center"/>
+          </w:tcPr>
+          <w:p>
+            <w:pPr>
+              <w:jc w:val="both"/>
+              <w:rPr>
+                <w:rFonts w:hint="eastAsia"/>
+              </w:rPr>
+            </w:pPr>
+            <w:r>
+              <w:t>書籍資訊成功儲存，並出現在使用者的「</w:t>
+            </w:r>
+            <w:r>
+              <w:rPr>
+                <w:rFonts w:hint="eastAsia"/>
+              </w:rPr>
+              <w:t>管理書籍</w:t>
+            </w:r>
+            <w:r>
+              <w:t>」清單</w:t>
+            </w:r>
+            <w:r>
+              <w:rPr>
+                <w:rFonts w:hint="eastAsia"/>
+              </w:rPr>
+              <w:t>以及</w:t>
+            </w:r>
+            <w:r>
+              <w:t>「</w:t>
+            </w:r>
+            <w:r>
+              <w:rPr>
+                <w:rFonts w:hint="eastAsia"/>
+              </w:rPr>
+              <w:t>販售中</w:t>
+            </w:r>
+            <w:r>
+              <w:t>」</w:t>
+            </w:r>
+            <w:r>
+              <w:rPr>
+                <w:rFonts w:hint="eastAsia"/>
+              </w:rPr>
+              <w:t>清單</w:t>
+            </w:r>
+            <w:r>
+              <w:t>。</w:t>
+            </w:r>
+          </w:p>
+        </w:tc>
+      </w:tr>
+      <w:tr>
+        <w:tc>
+          <w:tcPr>
+            <w:tcW w:w="3681" w:type="dxa"/>
+            <w:shd w:val="clear" w:color="auto" w:fill="DEE5E8" w:themeFill="text2" w:themeFillTint="33"/>
+            <w:vAlign w:val="center"/>
+          </w:tcPr>
+          <w:p>
+            <w:pPr>
+              <w:jc w:val="both"/>
+            </w:pPr>
+            <w:r>
+              <w:rPr>
+                <w:rFonts w:hint="eastAsia"/>
+              </w:rPr>
+              <w:t>例外流程</w:t>
+            </w:r>
+          </w:p>
+        </w:tc>
+        <w:tc>
+          <w:tcPr>
+            <w:tcW w:w="6513" w:type="dxa"/>
+            <w:vAlign w:val="center"/>
+          </w:tcPr>
+          <w:p>
+            <w:pPr>
+              <w:jc w:val="both"/>
+            </w:pPr>
+            <w:r>
+              <w:t>若</w:t>
+            </w:r>
+            <w:r>
+              <w:t>ISBN</w:t>
+            </w:r>
+            <w:r>
+              <w:t>無法辨識或資料庫查無此書，系統提示使用者改用手動輸入</w:t>
+            </w:r>
+          </w:p>
+        </w:tc>
+      </w:tr>
+      <w:tr>
+        <w:tc>
+          <w:tcPr>
+            <w:tcW w:w="10194" w:type="dxa"/>
+            <w:gridSpan w:val="2"/>
+            <w:shd w:val="clear" w:color="auto" w:fill="DEE5E8" w:themeFill="text2" w:themeFillTint="33"/>
+            <w:vAlign w:val="center"/>
+          </w:tcPr>
+          <w:p>
+            <w:pPr>
+              <w:jc w:val="both"/>
+              <w:rPr>
+                <w:rFonts w:hint="eastAsia"/>
+              </w:rPr>
+            </w:pPr>
+            <w:r>
+              <w:rPr>
+                <w:rFonts w:hint="eastAsia"/>
+              </w:rPr>
+              <w:t>事件路徑：</w:t>
+            </w:r>
+          </w:p>
+        </w:tc>
+      </w:tr>
+      <w:tr>
+        <w:tc>
+          <w:tcPr>
+            <w:tcW w:w="3681" w:type="dxa"/>
+            <w:shd w:val="clear" w:color="auto" w:fill="BDCBD2" w:themeFill="text2" w:themeFillTint="66"/>
+            <w:vAlign w:val="center"/>
+          </w:tcPr>
+          <w:p>
+            <w:pPr>
+              <w:jc w:val="both"/>
+              <w:rPr>
+                <w:rFonts w:hint="eastAsia"/>
+              </w:rPr>
+            </w:pPr>
+            <w:r>
+              <w:rPr>
+                <w:rFonts w:hint="eastAsia"/>
+              </w:rPr>
+              <w:t xml:space="preserve">Actor </w:t>
+            </w:r>
+            <w:r>
+              <w:rPr>
+                <w:rFonts w:hint="eastAsia"/>
+              </w:rPr>
+              <w:t>動作</w:t>
+            </w:r>
+          </w:p>
+        </w:tc>
+        <w:tc>
+          <w:tcPr>
+            <w:tcW w:w="6513" w:type="dxa"/>
+            <w:shd w:val="clear" w:color="auto" w:fill="BDCBD2" w:themeFill="text2" w:themeFillTint="66"/>
+            <w:vAlign w:val="center"/>
+          </w:tcPr>
+          <w:p>
+            <w:pPr>
+              <w:jc w:val="both"/>
+              <w:rPr>
+                <w:rFonts w:hint="eastAsia"/>
+              </w:rPr>
+            </w:pPr>
+            <w:r>
+              <w:rPr>
+                <w:rFonts w:hint="eastAsia"/>
+              </w:rPr>
+              <w:t>系統回應</w:t>
+            </w:r>
+          </w:p>
+        </w:tc>
+      </w:tr>
+      <w:tr>
+        <w:tc>
+          <w:tcPr>
+            <w:tcW w:w="3681" w:type="dxa"/>
+            <w:vAlign w:val="center"/>
+          </w:tcPr>
+          <w:p>
+            <w:pPr>
+              <w:pStyle w:val="ab"/>
+              <w:numPr>
+                <w:ilvl w:val="0"/>
+                <w:numId w:val="44"/>
+              </w:numPr>
+              <w:jc w:val="both"/>
+              <w:rPr>
+                <w:rFonts w:hint="eastAsia"/>
+              </w:rPr>
+            </w:pPr>
+            <w:r>
+              <w:t>點擊「上架書籍」按鈕</w:t>
+            </w:r>
+          </w:p>
+        </w:tc>
+        <w:tc>
+          <w:tcPr>
+            <w:tcW w:w="6513" w:type="dxa"/>
+            <w:vAlign w:val="center"/>
+          </w:tcPr>
+          <w:p>
+            <w:pPr>
+              <w:pStyle w:val="ab"/>
+              <w:numPr>
+                <w:ilvl w:val="0"/>
+                <w:numId w:val="44"/>
+              </w:numPr>
+              <w:jc w:val="both"/>
+              <w:rPr>
+                <w:rFonts w:hint="eastAsia"/>
+              </w:rPr>
+            </w:pPr>
+            <w:proofErr w:type="gramStart"/>
+            <w:r>
+              <w:rPr>
+                <w:rFonts w:hint="eastAsia"/>
+              </w:rPr>
+              <w:t>跳轉至</w:t>
+            </w:r>
+            <w:r>
+              <w:t>上</w:t>
+            </w:r>
+            <w:proofErr w:type="gramEnd"/>
+            <w:r>
+              <w:t>架書籍</w:t>
+            </w:r>
+            <w:r>
+              <w:rPr>
+                <w:rFonts w:hint="eastAsia"/>
+              </w:rPr>
+              <w:t>頁面</w:t>
+            </w:r>
+          </w:p>
+        </w:tc>
+      </w:tr>
+      <w:tr>
+        <w:tc>
+          <w:tcPr>
+            <w:tcW w:w="3681" w:type="dxa"/>
+            <w:vAlign w:val="center"/>
+          </w:tcPr>
+          <w:p>
+            <w:pPr>
+              <w:pStyle w:val="ab"/>
+              <w:numPr>
+                <w:ilvl w:val="0"/>
+                <w:numId w:val="44"/>
+              </w:numPr>
+              <w:jc w:val="both"/>
+              <w:rPr>
+                <w:rFonts w:hint="eastAsia"/>
+              </w:rPr>
+            </w:pPr>
+            <w:r>
+              <w:t>點擊「</w:t>
+            </w:r>
+            <w:r>
+              <w:rPr>
+                <w:rFonts w:hint="eastAsia"/>
+              </w:rPr>
+              <w:t>ISBN</w:t>
+            </w:r>
+            <w:r>
+              <w:t>」按鈕</w:t>
+            </w:r>
+          </w:p>
+        </w:tc>
+        <w:tc>
+          <w:tcPr>
+            <w:tcW w:w="6513" w:type="dxa"/>
+            <w:vAlign w:val="center"/>
+          </w:tcPr>
+          <w:p>
+            <w:pPr>
+              <w:pStyle w:val="ab"/>
+              <w:numPr>
+                <w:ilvl w:val="0"/>
+                <w:numId w:val="44"/>
+              </w:numPr>
+              <w:jc w:val="both"/>
+              <w:rPr>
+                <w:rFonts w:hint="eastAsia"/>
+              </w:rPr>
+            </w:pPr>
+            <w:r>
+              <w:t>開啟鏡頭掃描書籍條碼</w:t>
+            </w:r>
+          </w:p>
+        </w:tc>
+      </w:tr>
+      <w:tr>
+        <w:tc>
+          <w:tcPr>
+            <w:tcW w:w="3681" w:type="dxa"/>
+            <w:vAlign w:val="center"/>
+          </w:tcPr>
+          <w:p>
+            <w:pPr>
+              <w:jc w:val="both"/>
+              <w:rPr>
+                <w:rFonts w:hint="eastAsia"/>
+              </w:rPr>
+            </w:pPr>
+          </w:p>
+        </w:tc>
+        <w:tc>
+          <w:tcPr>
+            <w:tcW w:w="6513" w:type="dxa"/>
+            <w:vAlign w:val="center"/>
+          </w:tcPr>
+          <w:p>
+            <w:pPr>
+              <w:pStyle w:val="ab"/>
+              <w:numPr>
+                <w:ilvl w:val="0"/>
+                <w:numId w:val="44"/>
+              </w:numPr>
+              <w:jc w:val="both"/>
+              <w:rPr>
+                <w:rFonts w:hint="eastAsia"/>
+              </w:rPr>
+            </w:pPr>
+            <w:r>
+              <w:t>根據</w:t>
+            </w:r>
+            <w:r>
+              <w:t>ISBN</w:t>
+            </w:r>
+            <w:r>
+              <w:t>自動從資料庫撈取書名、作者、出版社</w:t>
+            </w:r>
+            <w:r>
+              <w:rPr>
+                <w:rFonts w:hint="eastAsia"/>
+              </w:rPr>
+              <w:t>、出版日期等</w:t>
+            </w:r>
+            <w:r>
+              <w:t>資訊並自動填入</w:t>
+            </w:r>
+          </w:p>
+        </w:tc>
+      </w:tr>
+      <w:tr>
+        <w:tc>
+          <w:tcPr>
+            <w:tcW w:w="3681" w:type="dxa"/>
+            <w:vAlign w:val="center"/>
+          </w:tcPr>
+          <w:p>
+            <w:pPr>
+              <w:pStyle w:val="ab"/>
+              <w:numPr>
+                <w:ilvl w:val="0"/>
+                <w:numId w:val="44"/>
+              </w:numPr>
+              <w:jc w:val="both"/>
+              <w:rPr>
+                <w:rFonts w:hint="eastAsia"/>
+              </w:rPr>
+            </w:pPr>
+            <w:r>
+              <w:rPr>
+                <w:rFonts w:hint="eastAsia"/>
+              </w:rPr>
+              <w:t>選擇書籍分類</w:t>
+            </w:r>
+          </w:p>
+        </w:tc>
+        <w:tc>
+          <w:tcPr>
+            <w:tcW w:w="6513" w:type="dxa"/>
+            <w:vAlign w:val="center"/>
+          </w:tcPr>
+          <w:p>
+            <w:pPr>
+              <w:jc w:val="both"/>
+              <w:rPr>
+                <w:rFonts w:hint="eastAsia"/>
+              </w:rPr>
+            </w:pPr>
+          </w:p>
+        </w:tc>
+      </w:tr>
+      <w:tr>
+        <w:tc>
+          <w:tcPr>
+            <w:tcW w:w="3681" w:type="dxa"/>
+            <w:vAlign w:val="center"/>
+          </w:tcPr>
+          <w:p>
+            <w:pPr>
+              <w:pStyle w:val="ab"/>
+              <w:numPr>
+                <w:ilvl w:val="0"/>
+                <w:numId w:val="44"/>
+              </w:numPr>
+              <w:jc w:val="both"/>
+              <w:rPr>
+                <w:rFonts w:hint="eastAsia"/>
+              </w:rPr>
+            </w:pPr>
+            <w:r>
+              <w:rPr>
+                <w:rFonts w:hint="eastAsia"/>
+              </w:rPr>
+              <w:t>點擊</w:t>
+            </w:r>
+            <w:r>
+              <w:t>「</w:t>
+            </w:r>
+            <w:r>
+              <w:rPr>
+                <w:rFonts w:hint="eastAsia"/>
+              </w:rPr>
+              <w:t>下一步</w:t>
+            </w:r>
+            <w:r>
+              <w:t>」</w:t>
+            </w:r>
+            <w:r>
+              <w:rPr>
+                <w:rFonts w:hint="eastAsia"/>
+              </w:rPr>
+              <w:t>按鈕</w:t>
+            </w:r>
+          </w:p>
+        </w:tc>
+        <w:tc>
+          <w:tcPr>
+            <w:tcW w:w="6513" w:type="dxa"/>
+            <w:vAlign w:val="center"/>
+          </w:tcPr>
+          <w:p>
+            <w:pPr>
+              <w:pStyle w:val="ab"/>
+              <w:numPr>
+                <w:ilvl w:val="0"/>
+                <w:numId w:val="44"/>
+              </w:numPr>
+              <w:jc w:val="both"/>
+              <w:rPr>
+                <w:rFonts w:hint="eastAsia"/>
+              </w:rPr>
+            </w:pPr>
+            <w:proofErr w:type="gramStart"/>
+            <w:r>
+              <w:rPr>
+                <w:rFonts w:hint="eastAsia"/>
+              </w:rPr>
+              <w:t>跳</w:t>
+            </w:r>
+            <w:r>
+              <w:rPr>
+                <w:rFonts w:hint="eastAsia"/>
+              </w:rPr>
+              <w:t>轉</w:t>
+            </w:r>
+            <w:r>
+              <w:rPr>
+                <w:rFonts w:hint="eastAsia"/>
+              </w:rPr>
+              <w:t>至</w:t>
+            </w:r>
+            <w:proofErr w:type="gramEnd"/>
+            <w:r>
+              <w:rPr>
+                <w:rFonts w:hint="eastAsia"/>
+              </w:rPr>
+              <w:t>下一</w:t>
+            </w:r>
+            <w:r>
+              <w:rPr>
+                <w:rFonts w:hint="eastAsia"/>
+              </w:rPr>
+              <w:t>個上架書籍</w:t>
+            </w:r>
+            <w:r>
+              <w:rPr>
+                <w:rFonts w:hint="eastAsia"/>
+              </w:rPr>
+              <w:t>頁面</w:t>
+            </w:r>
+          </w:p>
+        </w:tc>
+      </w:tr>
+      <w:tr>
+        <w:tc>
+          <w:tcPr>
+            <w:tcW w:w="3681" w:type="dxa"/>
+            <w:vAlign w:val="center"/>
+          </w:tcPr>
+          <w:p>
+            <w:pPr>
+              <w:pStyle w:val="ab"/>
+              <w:numPr>
+                <w:ilvl w:val="0"/>
+                <w:numId w:val="44"/>
+              </w:numPr>
+              <w:jc w:val="both"/>
+              <w:rPr>
+                <w:rFonts w:hint="eastAsia"/>
+              </w:rPr>
+            </w:pPr>
+            <w:r>
+              <w:t>拍攝並上傳書</w:t>
+            </w:r>
+            <w:proofErr w:type="gramStart"/>
+            <w:r>
+              <w:t>況</w:t>
+            </w:r>
+            <w:proofErr w:type="gramEnd"/>
+            <w:r>
+              <w:t>照片（至少</w:t>
+            </w:r>
+            <w:r>
+              <w:rPr>
+                <w:rFonts w:hint="eastAsia"/>
+              </w:rPr>
+              <w:t>3</w:t>
+            </w:r>
+            <w:r>
+              <w:t>張）</w:t>
+            </w:r>
+          </w:p>
+        </w:tc>
+        <w:tc>
+          <w:tcPr>
+            <w:tcW w:w="6513" w:type="dxa"/>
+            <w:vAlign w:val="center"/>
+          </w:tcPr>
+          <w:p>
+            <w:pPr>
+              <w:jc w:val="both"/>
+              <w:rPr>
+                <w:rFonts w:hint="eastAsia"/>
+              </w:rPr>
+            </w:pPr>
+          </w:p>
+        </w:tc>
+      </w:tr>
+      <w:tr>
+        <w:tc>
+          <w:tcPr>
+            <w:tcW w:w="3681" w:type="dxa"/>
+            <w:vAlign w:val="center"/>
+          </w:tcPr>
+          <w:p>
+            <w:pPr>
+              <w:pStyle w:val="ab"/>
+              <w:numPr>
+                <w:ilvl w:val="0"/>
+                <w:numId w:val="44"/>
+              </w:numPr>
+              <w:jc w:val="both"/>
+              <w:rPr>
+                <w:rFonts w:hint="eastAsia"/>
+              </w:rPr>
+            </w:pPr>
+            <w:r>
+              <w:rPr>
+                <w:rFonts w:hint="eastAsia"/>
+              </w:rPr>
+              <w:t>選擇書</w:t>
+            </w:r>
+            <w:proofErr w:type="gramStart"/>
+            <w:r>
+              <w:rPr>
+                <w:rFonts w:hint="eastAsia"/>
+              </w:rPr>
+              <w:t>況</w:t>
+            </w:r>
+            <w:proofErr w:type="gramEnd"/>
+          </w:p>
+        </w:tc>
+        <w:tc>
+          <w:tcPr>
+            <w:tcW w:w="6513" w:type="dxa"/>
+            <w:vAlign w:val="center"/>
+          </w:tcPr>
+          <w:p>
+            <w:pPr>
+              <w:jc w:val="both"/>
+              <w:rPr>
+                <w:rFonts w:hint="eastAsia"/>
+              </w:rPr>
+            </w:pPr>
+          </w:p>
+        </w:tc>
+      </w:tr>
+      <w:tr>
+        <w:tc>
+          <w:tcPr>
+            <w:tcW w:w="3681" w:type="dxa"/>
+            <w:vAlign w:val="center"/>
+          </w:tcPr>
+          <w:p>
+            <w:pPr>
+              <w:pStyle w:val="ab"/>
+              <w:numPr>
+                <w:ilvl w:val="0"/>
+                <w:numId w:val="44"/>
+              </w:numPr>
+              <w:jc w:val="both"/>
+              <w:rPr>
+                <w:rFonts w:hint="eastAsia"/>
+              </w:rPr>
+            </w:pPr>
+            <w:r>
+              <w:rPr>
+                <w:rFonts w:hint="eastAsia"/>
+              </w:rPr>
+              <w:t>填寫</w:t>
+            </w:r>
+            <w:r>
+              <w:t>販售代幣價格</w:t>
+            </w:r>
+          </w:p>
+        </w:tc>
+        <w:tc>
+          <w:tcPr>
+            <w:tcW w:w="6513" w:type="dxa"/>
+            <w:vAlign w:val="center"/>
+          </w:tcPr>
+          <w:p>
+            <w:pPr>
+              <w:jc w:val="both"/>
+              <w:rPr>
+                <w:rFonts w:hint="eastAsia"/>
+              </w:rPr>
+            </w:pPr>
+          </w:p>
+        </w:tc>
+      </w:tr>
+      <w:tr>
+        <w:tc>
+          <w:tcPr>
+            <w:tcW w:w="3681" w:type="dxa"/>
+            <w:vAlign w:val="center"/>
+          </w:tcPr>
+          <w:p>
+            <w:pPr>
+              <w:pStyle w:val="ab"/>
+              <w:numPr>
+                <w:ilvl w:val="0"/>
+                <w:numId w:val="44"/>
+              </w:numPr>
+              <w:jc w:val="both"/>
+              <w:rPr>
+                <w:rFonts w:hint="eastAsia"/>
+              </w:rPr>
+            </w:pPr>
+            <w:r>
+              <w:t>選擇存放書櫃地點</w:t>
+            </w:r>
+          </w:p>
+        </w:tc>
+        <w:tc>
+          <w:tcPr>
+            <w:tcW w:w="6513" w:type="dxa"/>
+            <w:vAlign w:val="center"/>
+          </w:tcPr>
+          <w:p>
+            <w:pPr>
+              <w:jc w:val="both"/>
+              <w:rPr>
+                <w:rFonts w:hint="eastAsia"/>
+              </w:rPr>
+            </w:pPr>
+          </w:p>
+        </w:tc>
+      </w:tr>
+      <w:tr>
+        <w:tc>
+          <w:tcPr>
+            <w:tcW w:w="3681" w:type="dxa"/>
+            <w:vAlign w:val="center"/>
+          </w:tcPr>
+          <w:p>
+            <w:pPr>
+              <w:pStyle w:val="ab"/>
+              <w:numPr>
+                <w:ilvl w:val="0"/>
+                <w:numId w:val="44"/>
+              </w:numPr>
+              <w:jc w:val="both"/>
+              <w:rPr>
+                <w:rFonts w:hint="eastAsia"/>
+              </w:rPr>
+            </w:pPr>
+            <w:r>
+              <w:t>確認資訊無誤後點擊「提交上架」</w:t>
+            </w:r>
+            <w:r>
+              <w:rPr>
+                <w:rFonts w:hint="eastAsia"/>
+              </w:rPr>
+              <w:t>按鈕</w:t>
+            </w:r>
+          </w:p>
+        </w:tc>
+        <w:tc>
+          <w:tcPr>
+            <w:tcW w:w="6513" w:type="dxa"/>
+            <w:vAlign w:val="center"/>
+          </w:tcPr>
+          <w:p>
+            <w:pPr>
+              <w:pStyle w:val="ab"/>
+              <w:numPr>
+                <w:ilvl w:val="0"/>
+                <w:numId w:val="44"/>
+              </w:numPr>
+              <w:jc w:val="both"/>
+              <w:rPr>
+                <w:rFonts w:hint="eastAsia"/>
+              </w:rPr>
+            </w:pPr>
+            <w:r>
+              <w:t>建立書籍紀錄，狀態設為「</w:t>
+            </w:r>
+            <w:proofErr w:type="gramStart"/>
+            <w:r>
+              <w:t>待存書</w:t>
+            </w:r>
+            <w:proofErr w:type="gramEnd"/>
+            <w:r>
+              <w:t>」</w:t>
+            </w:r>
+          </w:p>
+        </w:tc>
+      </w:tr>
+    </w:tbl>
+    <w:p>
+      <w:pPr>
+        <w:rPr>
+          <w:rFonts w:hint="eastAsia"/>
+        </w:rPr>
+      </w:pPr>
+    </w:p>
+    <w:p>
+      <w:pPr>
+        <w:pStyle w:val="afb"/>
+        <w:rPr>
+          <w:rFonts w:hint="eastAsia"/>
+        </w:rPr>
+      </w:pPr>
+      <w:r>
+        <w:rPr>
+          <w:rFonts w:hint="eastAsia"/>
+        </w:rPr>
+        <w:t>表</w:t>
+      </w:r>
+      <w:r>
+        <w:rPr>
+          <w:rFonts w:hint="eastAsia"/>
+        </w:rPr>
+        <w:t xml:space="preserve"> </w:t>
+      </w:r>
+      <w:r>
+        <w:fldChar w:fldCharType="begin"/>
+      </w:r>
+      <w:r>
+        <w:instrText xml:space="preserve"> </w:instrText>
+      </w:r>
+      <w:r>
+        <w:rPr>
+          <w:rFonts w:hint="eastAsia"/>
+        </w:rPr>
+        <w:instrText>STYLEREF 2 \s</w:instrText>
+      </w:r>
+      <w:r>
+        <w:instrText xml:space="preserve"> </w:instrText>
+      </w:r>
+      <w:r>
+        <w:fldChar w:fldCharType="separate"/>
+      </w:r>
+      <w:r>
+        <w:rPr>
+          <w:noProof/>
+        </w:rPr>
+        <w:t>5-3</w:t>
+      </w:r>
+      <w:r>
+        <w:fldChar w:fldCharType="end"/>
+      </w:r>
+      <w:r>
+        <w:t>-</w:t>
+      </w:r>
+      <w:r>
+        <w:fldChar w:fldCharType="begin"/>
+      </w:r>
+      <w:r>
+        <w:instrText xml:space="preserve"> </w:instrText>
+      </w:r>
+      <w:r>
+        <w:rPr>
+          <w:rFonts w:hint="eastAsia"/>
+        </w:rPr>
+        <w:instrText xml:space="preserve">SEQ </w:instrText>
+      </w:r>
+      <w:r>
+        <w:rPr>
+          <w:rFonts w:hint="eastAsia"/>
+        </w:rPr>
+        <w:instrText>表</w:instrText>
+      </w:r>
+      <w:r>
+        <w:rPr>
+          <w:rFonts w:hint="eastAsia"/>
+        </w:rPr>
+        <w:instrText xml:space="preserve"> \* ARABIC \s 2</w:instrText>
+      </w:r>
+      <w:r>
+        <w:instrText xml:space="preserve"> </w:instrText>
+      </w:r>
+      <w:r>
+        <w:fldChar w:fldCharType="separate"/>
+      </w:r>
+      <w:r>
+        <w:rPr>
+          <w:noProof/>
+        </w:rPr>
+        <w:t>2</w:t>
+      </w:r>
+      <w:r>
+        <w:fldChar w:fldCharType="end"/>
+      </w:r>
+      <w:r>
+        <w:rPr>
+          <w:rFonts w:hint="eastAsia"/>
+        </w:rPr>
+        <w:t>書籍上架</w:t>
+      </w:r>
+      <w:r>
+        <w:rPr>
+          <w:rFonts w:hint="eastAsia"/>
+        </w:rPr>
+        <w:t>-</w:t>
+      </w:r>
+      <w:r>
+        <w:rPr>
+          <w:rFonts w:hint="eastAsia"/>
+        </w:rPr>
+        <w:t>手動輸入</w:t>
+      </w:r>
+    </w:p>
+    <w:tbl>
+      <w:tblPr>
+        <w:tblStyle w:val="afa"/>
+        <w:tblW w:w="0" w:type="auto"/>
+        <w:tblLook w:val="04A0" w:firstRow="1" w:lastRow="0" w:firstColumn="1" w:lastColumn="0" w:noHBand="0" w:noVBand="1"/>
+      </w:tblPr>
+      <w:tblGrid>
+        <w:gridCol w:w="4815"/>
+        <w:gridCol w:w="5379"/>
+      </w:tblGrid>
+      <w:tr>
+        <w:tc>
+          <w:tcPr>
+            <w:tcW w:w="10194" w:type="dxa"/>
+            <w:gridSpan w:val="2"/>
+            <w:shd w:val="clear" w:color="auto" w:fill="DEE5E8" w:themeFill="text2" w:themeFillTint="33"/>
+            <w:vAlign w:val="center"/>
+          </w:tcPr>
+          <w:p>
+            <w:pPr>
+              <w:jc w:val="both"/>
+              <w:rPr>
+                <w:rFonts w:hint="eastAsia"/>
+              </w:rPr>
+            </w:pPr>
+            <w:r>
+              <w:rPr>
+                <w:rFonts w:hint="eastAsia"/>
+              </w:rPr>
+              <w:t>使用個案名稱：</w:t>
+            </w:r>
+            <w:r>
+              <w:t>上架書籍</w:t>
+            </w:r>
+            <w:r>
+              <w:rPr>
+                <w:rFonts w:hint="eastAsia"/>
+              </w:rPr>
+              <w:t>-</w:t>
+            </w:r>
+            <w:r>
+              <w:rPr>
+                <w:rFonts w:hint="eastAsia"/>
+              </w:rPr>
+              <w:t>手動輸入</w:t>
+            </w:r>
+          </w:p>
+        </w:tc>
+      </w:tr>
+      <w:tr>
+        <w:tc>
+          <w:tcPr>
+            <w:tcW w:w="4815" w:type="dxa"/>
+            <w:shd w:val="clear" w:color="auto" w:fill="DEE5E8" w:themeFill="text2" w:themeFillTint="33"/>
+            <w:vAlign w:val="center"/>
+          </w:tcPr>
+          <w:p>
+            <w:pPr>
+              <w:jc w:val="both"/>
+              <w:rPr>
+                <w:rFonts w:hint="eastAsia"/>
+              </w:rPr>
+            </w:pPr>
+            <w:r>
+              <w:t>主要參與者</w:t>
+            </w:r>
+          </w:p>
+        </w:tc>
+        <w:tc>
+          <w:tcPr>
+            <w:tcW w:w="5379" w:type="dxa"/>
+            <w:vAlign w:val="center"/>
+          </w:tcPr>
+          <w:p>
+            <w:pPr>
+              <w:jc w:val="both"/>
+              <w:rPr>
+                <w:rFonts w:hint="eastAsia"/>
+              </w:rPr>
+            </w:pPr>
+            <w:r>
+              <w:rPr>
+                <w:rFonts w:hint="eastAsia"/>
+              </w:rPr>
+              <w:t>使用者（買家）</w:t>
+            </w:r>
+          </w:p>
+        </w:tc>
+      </w:tr>
+      <w:tr>
+        <w:tc>
+          <w:tcPr>
+            <w:tcW w:w="4815" w:type="dxa"/>
+            <w:shd w:val="clear" w:color="auto" w:fill="DEE5E8" w:themeFill="text2" w:themeFillTint="33"/>
+            <w:vAlign w:val="center"/>
+          </w:tcPr>
+          <w:p>
+            <w:pPr>
+              <w:jc w:val="both"/>
+              <w:rPr>
+                <w:rFonts w:hint="eastAsia"/>
+              </w:rPr>
+            </w:pPr>
+            <w:r>
+              <w:t>前置條件</w:t>
+            </w:r>
+          </w:p>
+        </w:tc>
+        <w:tc>
+          <w:tcPr>
+            <w:tcW w:w="5379" w:type="dxa"/>
+            <w:vAlign w:val="center"/>
+          </w:tcPr>
+          <w:p>
+            <w:pPr>
+              <w:jc w:val="both"/>
+              <w:rPr>
+                <w:rFonts w:hint="eastAsia"/>
+              </w:rPr>
+            </w:pPr>
+            <w:r>
+              <w:t>使用者已完成登入，並進入「我要賣書」頁面。</w:t>
+            </w:r>
+          </w:p>
+        </w:tc>
+      </w:tr>
+      <w:tr>
+        <w:tc>
+          <w:tcPr>
+            <w:tcW w:w="4815" w:type="dxa"/>
+            <w:shd w:val="clear" w:color="auto" w:fill="DEE5E8" w:themeFill="text2" w:themeFillTint="33"/>
+            <w:vAlign w:val="center"/>
+          </w:tcPr>
+          <w:p>
+            <w:pPr>
+              <w:jc w:val="both"/>
+              <w:rPr>
+                <w:rFonts w:hint="eastAsia"/>
+              </w:rPr>
+            </w:pPr>
+            <w:r>
+              <w:rPr>
+                <w:rFonts w:hint="eastAsia"/>
+              </w:rPr>
+              <w:t>目標</w:t>
+            </w:r>
+          </w:p>
+        </w:tc>
+        <w:tc>
+          <w:tcPr>
+            <w:tcW w:w="5379" w:type="dxa"/>
+            <w:vAlign w:val="center"/>
+          </w:tcPr>
+          <w:p>
+            <w:pPr>
+              <w:jc w:val="both"/>
+              <w:rPr>
+                <w:rFonts w:hint="eastAsia"/>
+              </w:rPr>
+            </w:pPr>
+            <w:r>
+              <w:t>允許使用者將欲販售的書籍資訊登錄至系統中</w:t>
+            </w:r>
+            <w:r>
+              <w:rPr>
+                <w:rFonts w:hint="eastAsia"/>
+              </w:rPr>
+              <w:t>。</w:t>
+            </w:r>
+          </w:p>
+        </w:tc>
+      </w:tr>
+      <w:tr>
+        <w:tc>
+          <w:tcPr>
+            <w:tcW w:w="4815" w:type="dxa"/>
+            <w:shd w:val="clear" w:color="auto" w:fill="DEE5E8" w:themeFill="text2" w:themeFillTint="33"/>
+            <w:vAlign w:val="center"/>
+          </w:tcPr>
+          <w:p>
+            <w:pPr>
+              <w:jc w:val="both"/>
+              <w:rPr>
+                <w:rFonts w:hint="eastAsia"/>
+              </w:rPr>
+            </w:pPr>
+            <w:r>
+              <w:t>後置條件</w:t>
+            </w:r>
+          </w:p>
+        </w:tc>
+        <w:tc>
+          <w:tcPr>
+            <w:tcW w:w="5379" w:type="dxa"/>
+            <w:vAlign w:val="center"/>
+          </w:tcPr>
+          <w:p>
+            <w:pPr>
+              <w:jc w:val="both"/>
+              <w:rPr>
+                <w:rFonts w:hint="eastAsia"/>
+              </w:rPr>
+            </w:pPr>
+            <w:r>
+              <w:t>書籍資訊成功儲存，並出現在使用者的「</w:t>
+            </w:r>
+            <w:r>
+              <w:rPr>
+                <w:rFonts w:hint="eastAsia"/>
+              </w:rPr>
+              <w:t>管理書籍</w:t>
+            </w:r>
+            <w:r>
+              <w:t>」清單</w:t>
+            </w:r>
+            <w:r>
+              <w:rPr>
+                <w:rFonts w:hint="eastAsia"/>
+              </w:rPr>
+              <w:t>以及</w:t>
+            </w:r>
+            <w:r>
+              <w:t>「</w:t>
+            </w:r>
+            <w:r>
+              <w:rPr>
+                <w:rFonts w:hint="eastAsia"/>
+              </w:rPr>
+              <w:t>販售中</w:t>
+            </w:r>
+            <w:r>
+              <w:t>」</w:t>
+            </w:r>
+            <w:r>
+              <w:rPr>
+                <w:rFonts w:hint="eastAsia"/>
+              </w:rPr>
+              <w:t>清單</w:t>
+            </w:r>
+            <w:r>
+              <w:t>。</w:t>
+            </w:r>
+          </w:p>
+        </w:tc>
+      </w:tr>
+      <w:tr>
+        <w:tc>
+          <w:tcPr>
+            <w:tcW w:w="10194" w:type="dxa"/>
+            <w:gridSpan w:val="2"/>
+            <w:shd w:val="clear" w:color="auto" w:fill="DEE5E8" w:themeFill="text2" w:themeFillTint="33"/>
+            <w:vAlign w:val="center"/>
+          </w:tcPr>
+          <w:p>
+            <w:pPr>
+              <w:jc w:val="both"/>
+              <w:rPr>
+                <w:rFonts w:hint="eastAsia"/>
+              </w:rPr>
+            </w:pPr>
+            <w:r>
+              <w:rPr>
+                <w:rFonts w:hint="eastAsia"/>
+              </w:rPr>
+              <w:t>事件路徑：</w:t>
+            </w:r>
+          </w:p>
+        </w:tc>
+      </w:tr>
+      <w:tr>
+        <w:tc>
+          <w:tcPr>
+            <w:tcW w:w="4815" w:type="dxa"/>
+            <w:shd w:val="clear" w:color="auto" w:fill="BDCBD2" w:themeFill="text2" w:themeFillTint="66"/>
+            <w:vAlign w:val="center"/>
+          </w:tcPr>
+          <w:p>
+            <w:pPr>
+              <w:jc w:val="both"/>
+              <w:rPr>
+                <w:rFonts w:hint="eastAsia"/>
+              </w:rPr>
+            </w:pPr>
+            <w:r>
+              <w:rPr>
+                <w:rFonts w:hint="eastAsia"/>
+              </w:rPr>
+              <w:t xml:space="preserve">Actor </w:t>
+            </w:r>
+            <w:r>
+              <w:rPr>
+                <w:rFonts w:hint="eastAsia"/>
+              </w:rPr>
+              <w:t>動作</w:t>
+            </w:r>
+          </w:p>
+        </w:tc>
+        <w:tc>
+          <w:tcPr>
+            <w:tcW w:w="5379" w:type="dxa"/>
+            <w:shd w:val="clear" w:color="auto" w:fill="BDCBD2" w:themeFill="text2" w:themeFillTint="66"/>
+            <w:vAlign w:val="center"/>
+          </w:tcPr>
+          <w:p>
+            <w:pPr>
+              <w:jc w:val="both"/>
+              <w:rPr>
+                <w:rFonts w:hint="eastAsia"/>
+              </w:rPr>
+            </w:pPr>
+            <w:r>
+              <w:rPr>
+                <w:rFonts w:hint="eastAsia"/>
+              </w:rPr>
+              <w:t>系統回應</w:t>
+            </w:r>
+          </w:p>
+        </w:tc>
+      </w:tr>
+      <w:tr>
+        <w:tc>
+          <w:tcPr>
+            <w:tcW w:w="4815" w:type="dxa"/>
+            <w:vAlign w:val="center"/>
+          </w:tcPr>
+          <w:p>
+            <w:pPr>
+              <w:pStyle w:val="ab"/>
+              <w:numPr>
+                <w:ilvl w:val="0"/>
+                <w:numId w:val="43"/>
+              </w:numPr>
+              <w:jc w:val="both"/>
+              <w:rPr>
+                <w:rFonts w:hint="eastAsia"/>
+              </w:rPr>
+            </w:pPr>
+            <w:r>
+              <w:t>點擊「上架書籍」按鈕</w:t>
+            </w:r>
+          </w:p>
+        </w:tc>
+        <w:tc>
+          <w:tcPr>
+            <w:tcW w:w="5379" w:type="dxa"/>
+            <w:vAlign w:val="center"/>
+          </w:tcPr>
+          <w:p>
+            <w:pPr>
+              <w:pStyle w:val="ab"/>
+              <w:numPr>
+                <w:ilvl w:val="0"/>
+                <w:numId w:val="43"/>
+              </w:numPr>
+              <w:jc w:val="both"/>
+              <w:rPr>
+                <w:rFonts w:hint="eastAsia"/>
+              </w:rPr>
+            </w:pPr>
+            <w:proofErr w:type="gramStart"/>
+            <w:r>
+              <w:rPr>
+                <w:rFonts w:hint="eastAsia"/>
+              </w:rPr>
+              <w:t>跳轉至</w:t>
+            </w:r>
+            <w:r>
+              <w:t>上</w:t>
+            </w:r>
+            <w:proofErr w:type="gramEnd"/>
+            <w:r>
+              <w:t>架書籍</w:t>
+            </w:r>
+            <w:r>
+              <w:rPr>
+                <w:rFonts w:hint="eastAsia"/>
+              </w:rPr>
+              <w:t>頁面</w:t>
+            </w:r>
+          </w:p>
+        </w:tc>
+      </w:tr>
+      <w:tr>
+        <w:tc>
+          <w:tcPr>
+            <w:tcW w:w="4815" w:type="dxa"/>
+            <w:vAlign w:val="center"/>
+          </w:tcPr>
+          <w:p>
+            <w:pPr>
+              <w:pStyle w:val="ab"/>
+              <w:numPr>
+                <w:ilvl w:val="0"/>
+                <w:numId w:val="43"/>
+              </w:numPr>
+              <w:jc w:val="both"/>
+              <w:rPr>
+                <w:rFonts w:hint="eastAsia"/>
+              </w:rPr>
+            </w:pPr>
+            <w:r>
+              <w:rPr>
+                <w:rFonts w:hint="eastAsia"/>
+              </w:rPr>
+              <w:t>填寫</w:t>
+            </w:r>
+            <w:r>
+              <w:t>書名、作者、出版社</w:t>
+            </w:r>
+            <w:r>
+              <w:rPr>
+                <w:rFonts w:hint="eastAsia"/>
+              </w:rPr>
+              <w:t>、出版日期等</w:t>
+            </w:r>
+            <w:r>
+              <w:t>資訊</w:t>
+            </w:r>
+          </w:p>
+        </w:tc>
+        <w:tc>
+          <w:tcPr>
+            <w:tcW w:w="5379" w:type="dxa"/>
+            <w:vAlign w:val="center"/>
+          </w:tcPr>
+          <w:p>
+            <w:pPr>
+              <w:jc w:val="both"/>
+              <w:rPr>
+                <w:rFonts w:hint="eastAsia"/>
+              </w:rPr>
+            </w:pPr>
+          </w:p>
+        </w:tc>
+      </w:tr>
+      <w:tr>
+        <w:tc>
+          <w:tcPr>
+            <w:tcW w:w="4815" w:type="dxa"/>
+            <w:vAlign w:val="center"/>
+          </w:tcPr>
+          <w:p>
+            <w:pPr>
+              <w:pStyle w:val="ab"/>
+              <w:numPr>
+                <w:ilvl w:val="0"/>
+                <w:numId w:val="43"/>
+              </w:numPr>
+              <w:jc w:val="both"/>
+              <w:rPr>
+                <w:rFonts w:hint="eastAsia"/>
+              </w:rPr>
+            </w:pPr>
+            <w:r>
+              <w:rPr>
+                <w:rFonts w:hint="eastAsia"/>
+              </w:rPr>
+              <w:t>選擇書籍分類</w:t>
+            </w:r>
+          </w:p>
+        </w:tc>
+        <w:tc>
+          <w:tcPr>
+            <w:tcW w:w="5379" w:type="dxa"/>
+            <w:vAlign w:val="center"/>
+          </w:tcPr>
+          <w:p>
+            <w:pPr>
+              <w:jc w:val="both"/>
+              <w:rPr>
+                <w:rFonts w:hint="eastAsia"/>
+              </w:rPr>
+            </w:pPr>
+          </w:p>
+        </w:tc>
+      </w:tr>
+      <w:tr>
+        <w:tc>
+          <w:tcPr>
+            <w:tcW w:w="4815" w:type="dxa"/>
+            <w:vAlign w:val="center"/>
+          </w:tcPr>
+          <w:p>
+            <w:pPr>
+              <w:pStyle w:val="ab"/>
+              <w:numPr>
+                <w:ilvl w:val="0"/>
+                <w:numId w:val="43"/>
+              </w:numPr>
+              <w:jc w:val="both"/>
+              <w:rPr>
+                <w:rFonts w:hint="eastAsia"/>
+              </w:rPr>
+            </w:pPr>
+            <w:r>
+              <w:rPr>
+                <w:rFonts w:hint="eastAsia"/>
+              </w:rPr>
+              <w:t>點擊</w:t>
+            </w:r>
+            <w:r>
+              <w:t>「</w:t>
+            </w:r>
+            <w:r>
+              <w:rPr>
+                <w:rFonts w:hint="eastAsia"/>
+              </w:rPr>
+              <w:t>下一步</w:t>
+            </w:r>
+            <w:r>
+              <w:t>」</w:t>
+            </w:r>
+            <w:r>
+              <w:rPr>
+                <w:rFonts w:hint="eastAsia"/>
+              </w:rPr>
+              <w:t>按鈕</w:t>
+            </w:r>
+          </w:p>
+        </w:tc>
+        <w:tc>
+          <w:tcPr>
+            <w:tcW w:w="5379" w:type="dxa"/>
+            <w:vAlign w:val="center"/>
+          </w:tcPr>
+          <w:p>
+            <w:pPr>
+              <w:pStyle w:val="ab"/>
+              <w:numPr>
+                <w:ilvl w:val="0"/>
+                <w:numId w:val="43"/>
+              </w:numPr>
+              <w:jc w:val="both"/>
+            </w:pPr>
+            <w:proofErr w:type="gramStart"/>
+            <w:r>
+              <w:rPr>
+                <w:rFonts w:hint="eastAsia"/>
+              </w:rPr>
+              <w:t>跳轉至</w:t>
+            </w:r>
+            <w:proofErr w:type="gramEnd"/>
+            <w:r>
+              <w:rPr>
+                <w:rFonts w:hint="eastAsia"/>
+              </w:rPr>
+              <w:t>下一個上架書籍頁面</w:t>
+            </w:r>
+          </w:p>
+        </w:tc>
+      </w:tr>
+      <w:tr>
+        <w:tc>
+          <w:tcPr>
+            <w:tcW w:w="4815" w:type="dxa"/>
+            <w:vAlign w:val="center"/>
+          </w:tcPr>
+          <w:p>
+            <w:pPr>
+              <w:pStyle w:val="ab"/>
+              <w:numPr>
+                <w:ilvl w:val="0"/>
+                <w:numId w:val="43"/>
+              </w:numPr>
+              <w:jc w:val="both"/>
+              <w:rPr>
+                <w:rFonts w:hint="eastAsia"/>
+              </w:rPr>
+            </w:pPr>
+            <w:r>
+              <w:lastRenderedPageBreak/>
+              <w:t>拍攝並上傳書</w:t>
+            </w:r>
+            <w:proofErr w:type="gramStart"/>
+            <w:r>
+              <w:t>況</w:t>
+            </w:r>
+            <w:proofErr w:type="gramEnd"/>
+            <w:r>
+              <w:t>照片（至少</w:t>
+            </w:r>
+            <w:r>
+              <w:rPr>
+                <w:rFonts w:hint="eastAsia"/>
+              </w:rPr>
+              <w:t>3</w:t>
+            </w:r>
+            <w:r>
+              <w:t>張）</w:t>
+            </w:r>
+          </w:p>
+        </w:tc>
+        <w:tc>
+          <w:tcPr>
+            <w:tcW w:w="5379" w:type="dxa"/>
+            <w:vAlign w:val="center"/>
+          </w:tcPr>
+          <w:p>
+            <w:pPr>
+              <w:pStyle w:val="ab"/>
+              <w:ind w:left="425"/>
+              <w:jc w:val="both"/>
+              <w:rPr>
+                <w:rFonts w:hint="eastAsia"/>
+              </w:rPr>
+            </w:pPr>
+          </w:p>
+        </w:tc>
+      </w:tr>
+      <w:tr>
+        <w:tc>
+          <w:tcPr>
+            <w:tcW w:w="4815" w:type="dxa"/>
+            <w:vAlign w:val="center"/>
+          </w:tcPr>
+          <w:p>
+            <w:pPr>
+              <w:pStyle w:val="ab"/>
+              <w:numPr>
+                <w:ilvl w:val="0"/>
+                <w:numId w:val="43"/>
+              </w:numPr>
+              <w:jc w:val="both"/>
+              <w:rPr>
+                <w:rFonts w:hint="eastAsia"/>
+              </w:rPr>
+            </w:pPr>
+            <w:r>
+              <w:rPr>
+                <w:rFonts w:hint="eastAsia"/>
+              </w:rPr>
+              <w:t>選擇書</w:t>
+            </w:r>
+            <w:proofErr w:type="gramStart"/>
+            <w:r>
+              <w:rPr>
+                <w:rFonts w:hint="eastAsia"/>
+              </w:rPr>
+              <w:t>況</w:t>
+            </w:r>
+            <w:proofErr w:type="gramEnd"/>
+          </w:p>
+        </w:tc>
+        <w:tc>
+          <w:tcPr>
+            <w:tcW w:w="5379" w:type="dxa"/>
+            <w:vAlign w:val="center"/>
+          </w:tcPr>
+          <w:p>
+            <w:pPr>
+              <w:jc w:val="both"/>
+              <w:rPr>
+                <w:rFonts w:hint="eastAsia"/>
+              </w:rPr>
+            </w:pPr>
+          </w:p>
+        </w:tc>
+      </w:tr>
+      <w:tr>
+        <w:tc>
+          <w:tcPr>
+            <w:tcW w:w="4815" w:type="dxa"/>
+            <w:vAlign w:val="center"/>
+          </w:tcPr>
+          <w:p>
+            <w:pPr>
+              <w:pStyle w:val="ab"/>
+              <w:numPr>
+                <w:ilvl w:val="0"/>
+                <w:numId w:val="43"/>
+              </w:numPr>
+              <w:jc w:val="both"/>
+              <w:rPr>
+                <w:rFonts w:hint="eastAsia"/>
+              </w:rPr>
+            </w:pPr>
+            <w:r>
+              <w:rPr>
+                <w:rFonts w:hint="eastAsia"/>
+              </w:rPr>
+              <w:t>填寫</w:t>
+            </w:r>
+            <w:r>
+              <w:t>販售代幣價格</w:t>
+            </w:r>
+          </w:p>
+        </w:tc>
+        <w:tc>
+          <w:tcPr>
+            <w:tcW w:w="5379" w:type="dxa"/>
+            <w:vAlign w:val="center"/>
+          </w:tcPr>
+          <w:p>
+            <w:pPr>
+              <w:jc w:val="both"/>
+              <w:rPr>
+                <w:rFonts w:hint="eastAsia"/>
+              </w:rPr>
+            </w:pPr>
+          </w:p>
+        </w:tc>
+      </w:tr>
+      <w:tr>
+        <w:tc>
+          <w:tcPr>
+            <w:tcW w:w="4815" w:type="dxa"/>
+            <w:vAlign w:val="center"/>
+          </w:tcPr>
+          <w:p>
+            <w:pPr>
+              <w:pStyle w:val="ab"/>
+              <w:numPr>
+                <w:ilvl w:val="0"/>
+                <w:numId w:val="43"/>
+              </w:numPr>
+              <w:jc w:val="both"/>
+            </w:pPr>
+            <w:r>
+              <w:t>選擇存放書櫃地點</w:t>
+            </w:r>
+          </w:p>
+        </w:tc>
+        <w:tc>
+          <w:tcPr>
+            <w:tcW w:w="5379" w:type="dxa"/>
+            <w:vAlign w:val="center"/>
+          </w:tcPr>
+          <w:p>
+            <w:pPr>
+              <w:jc w:val="both"/>
+              <w:rPr>
+                <w:rFonts w:hint="eastAsia"/>
+              </w:rPr>
+            </w:pPr>
+          </w:p>
+        </w:tc>
+      </w:tr>
+      <w:tr>
+        <w:tc>
+          <w:tcPr>
+            <w:tcW w:w="4815" w:type="dxa"/>
+            <w:vAlign w:val="center"/>
+          </w:tcPr>
+          <w:p>
+            <w:pPr>
+              <w:pStyle w:val="ab"/>
+              <w:numPr>
+                <w:ilvl w:val="0"/>
+                <w:numId w:val="43"/>
+              </w:numPr>
+              <w:jc w:val="both"/>
+            </w:pPr>
+            <w:r>
+              <w:t>確認資訊無誤後點擊「</w:t>
+            </w:r>
+            <w:r>
+              <w:rPr>
+                <w:rFonts w:hint="eastAsia"/>
+              </w:rPr>
+              <w:t>完成</w:t>
+            </w:r>
+            <w:r>
+              <w:t>上架」</w:t>
+            </w:r>
+            <w:r>
+              <w:rPr>
+                <w:rFonts w:hint="eastAsia"/>
+              </w:rPr>
+              <w:t>按鈕</w:t>
+            </w:r>
+          </w:p>
+        </w:tc>
+        <w:tc>
+          <w:tcPr>
+            <w:tcW w:w="5379" w:type="dxa"/>
+            <w:vAlign w:val="center"/>
+          </w:tcPr>
+          <w:p>
+            <w:pPr>
+              <w:pStyle w:val="ab"/>
+              <w:numPr>
+                <w:ilvl w:val="0"/>
+                <w:numId w:val="43"/>
+              </w:numPr>
+              <w:jc w:val="both"/>
+              <w:rPr>
+                <w:rFonts w:hint="eastAsia"/>
+              </w:rPr>
+            </w:pPr>
+            <w:r>
+              <w:t>建立書籍紀錄，狀態設為「</w:t>
+            </w:r>
+            <w:proofErr w:type="gramStart"/>
+            <w:r>
+              <w:t>待存書</w:t>
+            </w:r>
+            <w:proofErr w:type="gramEnd"/>
+            <w:r>
+              <w:t>」</w:t>
+            </w:r>
+          </w:p>
+        </w:tc>
+      </w:tr>
+    </w:tbl>
+    <w:p/>
+    <w:p>
+      <w:pPr>
+        <w:rPr>
+          <w:rFonts w:hint="eastAsia"/>
+        </w:rPr>
+      </w:pPr>
     </w:p>
     <w:p>
       <w:pPr>
@@ -19833,7 +21572,7 @@
   <w:abstractNum w:abstractNumId="0" w15:restartNumberingAfterBreak="0">
     <w:nsid w:val="032F5D71"/>
     <w:multiLevelType w:val="hybridMultilevel"/>
-    <w:tmpl w:val="410243A4"/>
+    <w:tmpl w:val="1250E3D6"/>
     <w:lvl w:ilvl="0" w:tplc="C7FCC5D8">
       <w:start w:val="1"/>
       <w:numFmt w:val="decimal"/>
@@ -20625,6 +22364,95 @@
     </w:lvl>
   </w:abstractNum>
   <w:abstractNum w:abstractNumId="7" w15:restartNumberingAfterBreak="0">
+    <w:nsid w:val="316359CA"/>
+    <w:multiLevelType w:val="hybridMultilevel"/>
+    <w:tmpl w:val="79122D0E"/>
+    <w:lvl w:ilvl="0" w:tplc="FFFFFFFF">
+      <w:start w:val="1"/>
+      <w:numFmt w:val="decimal"/>
+      <w:lvlText w:val="%1."/>
+      <w:lvlJc w:val="left"/>
+      <w:pPr>
+        <w:ind w:left="425" w:hanging="425"/>
+      </w:pPr>
+      <w:rPr>
+        <w:rFonts w:hint="eastAsia"/>
+      </w:rPr>
+    </w:lvl>
+    <w:lvl w:ilvl="1" w:tplc="04090019" w:tentative="1">
+      <w:start w:val="1"/>
+      <w:numFmt w:val="ideographTraditional"/>
+      <w:lvlText w:val="%2、"/>
+      <w:lvlJc w:val="left"/>
+      <w:pPr>
+        <w:ind w:left="960" w:hanging="480"/>
+      </w:pPr>
+    </w:lvl>
+    <w:lvl w:ilvl="2" w:tplc="0409001B" w:tentative="1">
+      <w:start w:val="1"/>
+      <w:numFmt w:val="lowerRoman"/>
+      <w:lvlText w:val="%3."/>
+      <w:lvlJc w:val="right"/>
+      <w:pPr>
+        <w:ind w:left="1440" w:hanging="480"/>
+      </w:pPr>
+    </w:lvl>
+    <w:lvl w:ilvl="3" w:tplc="0409000F" w:tentative="1">
+      <w:start w:val="1"/>
+      <w:numFmt w:val="decimal"/>
+      <w:lvlText w:val="%4."/>
+      <w:lvlJc w:val="left"/>
+      <w:pPr>
+        <w:ind w:left="1920" w:hanging="480"/>
+      </w:pPr>
+    </w:lvl>
+    <w:lvl w:ilvl="4" w:tplc="04090019" w:tentative="1">
+      <w:start w:val="1"/>
+      <w:numFmt w:val="ideographTraditional"/>
+      <w:lvlText w:val="%5、"/>
+      <w:lvlJc w:val="left"/>
+      <w:pPr>
+        <w:ind w:left="2400" w:hanging="480"/>
+      </w:pPr>
+    </w:lvl>
+    <w:lvl w:ilvl="5" w:tplc="0409001B" w:tentative="1">
+      <w:start w:val="1"/>
+      <w:numFmt w:val="lowerRoman"/>
+      <w:lvlText w:val="%6."/>
+      <w:lvlJc w:val="right"/>
+      <w:pPr>
+        <w:ind w:left="2880" w:hanging="480"/>
+      </w:pPr>
+    </w:lvl>
+    <w:lvl w:ilvl="6" w:tplc="0409000F" w:tentative="1">
+      <w:start w:val="1"/>
+      <w:numFmt w:val="decimal"/>
+      <w:lvlText w:val="%7."/>
+      <w:lvlJc w:val="left"/>
+      <w:pPr>
+        <w:ind w:left="3360" w:hanging="480"/>
+      </w:pPr>
+    </w:lvl>
+    <w:lvl w:ilvl="7" w:tplc="04090019" w:tentative="1">
+      <w:start w:val="1"/>
+      <w:numFmt w:val="ideographTraditional"/>
+      <w:lvlText w:val="%8、"/>
+      <w:lvlJc w:val="left"/>
+      <w:pPr>
+        <w:ind w:left="3840" w:hanging="480"/>
+      </w:pPr>
+    </w:lvl>
+    <w:lvl w:ilvl="8" w:tplc="0409001B" w:tentative="1">
+      <w:start w:val="1"/>
+      <w:numFmt w:val="lowerRoman"/>
+      <w:lvlText w:val="%9."/>
+      <w:lvlJc w:val="right"/>
+      <w:pPr>
+        <w:ind w:left="4320" w:hanging="480"/>
+      </w:pPr>
+    </w:lvl>
+  </w:abstractNum>
+  <w:abstractNum w:abstractNumId="8" w15:restartNumberingAfterBreak="0">
     <w:nsid w:val="38B82D73"/>
     <w:multiLevelType w:val="multilevel"/>
     <w:tmpl w:val="26225124"/>
@@ -20743,7 +22571,274 @@
       </w:rPr>
     </w:lvl>
   </w:abstractNum>
-  <w:abstractNum w:abstractNumId="8" w15:restartNumberingAfterBreak="0">
+  <w:abstractNum w:abstractNumId="9" w15:restartNumberingAfterBreak="0">
+    <w:nsid w:val="3C5A06BF"/>
+    <w:multiLevelType w:val="hybridMultilevel"/>
+    <w:tmpl w:val="1D48A276"/>
+    <w:lvl w:ilvl="0" w:tplc="C7FCC5D8">
+      <w:start w:val="1"/>
+      <w:numFmt w:val="decimal"/>
+      <w:lvlText w:val="%1."/>
+      <w:lvlJc w:val="left"/>
+      <w:pPr>
+        <w:ind w:left="480" w:hanging="480"/>
+      </w:pPr>
+      <w:rPr>
+        <w:rFonts w:hint="eastAsia"/>
+      </w:rPr>
+    </w:lvl>
+    <w:lvl w:ilvl="1" w:tplc="04090019" w:tentative="1">
+      <w:start w:val="1"/>
+      <w:numFmt w:val="ideographTraditional"/>
+      <w:lvlText w:val="%2、"/>
+      <w:lvlJc w:val="left"/>
+      <w:pPr>
+        <w:ind w:left="960" w:hanging="480"/>
+      </w:pPr>
+    </w:lvl>
+    <w:lvl w:ilvl="2" w:tplc="0409001B" w:tentative="1">
+      <w:start w:val="1"/>
+      <w:numFmt w:val="lowerRoman"/>
+      <w:lvlText w:val="%3."/>
+      <w:lvlJc w:val="right"/>
+      <w:pPr>
+        <w:ind w:left="1440" w:hanging="480"/>
+      </w:pPr>
+    </w:lvl>
+    <w:lvl w:ilvl="3" w:tplc="0409000F" w:tentative="1">
+      <w:start w:val="1"/>
+      <w:numFmt w:val="decimal"/>
+      <w:lvlText w:val="%4."/>
+      <w:lvlJc w:val="left"/>
+      <w:pPr>
+        <w:ind w:left="1920" w:hanging="480"/>
+      </w:pPr>
+    </w:lvl>
+    <w:lvl w:ilvl="4" w:tplc="04090019" w:tentative="1">
+      <w:start w:val="1"/>
+      <w:numFmt w:val="ideographTraditional"/>
+      <w:lvlText w:val="%5、"/>
+      <w:lvlJc w:val="left"/>
+      <w:pPr>
+        <w:ind w:left="2400" w:hanging="480"/>
+      </w:pPr>
+    </w:lvl>
+    <w:lvl w:ilvl="5" w:tplc="0409001B" w:tentative="1">
+      <w:start w:val="1"/>
+      <w:numFmt w:val="lowerRoman"/>
+      <w:lvlText w:val="%6."/>
+      <w:lvlJc w:val="right"/>
+      <w:pPr>
+        <w:ind w:left="2880" w:hanging="480"/>
+      </w:pPr>
+    </w:lvl>
+    <w:lvl w:ilvl="6" w:tplc="0409000F" w:tentative="1">
+      <w:start w:val="1"/>
+      <w:numFmt w:val="decimal"/>
+      <w:lvlText w:val="%7."/>
+      <w:lvlJc w:val="left"/>
+      <w:pPr>
+        <w:ind w:left="3360" w:hanging="480"/>
+      </w:pPr>
+    </w:lvl>
+    <w:lvl w:ilvl="7" w:tplc="04090019" w:tentative="1">
+      <w:start w:val="1"/>
+      <w:numFmt w:val="ideographTraditional"/>
+      <w:lvlText w:val="%8、"/>
+      <w:lvlJc w:val="left"/>
+      <w:pPr>
+        <w:ind w:left="3840" w:hanging="480"/>
+      </w:pPr>
+    </w:lvl>
+    <w:lvl w:ilvl="8" w:tplc="0409001B" w:tentative="1">
+      <w:start w:val="1"/>
+      <w:numFmt w:val="lowerRoman"/>
+      <w:lvlText w:val="%9."/>
+      <w:lvlJc w:val="right"/>
+      <w:pPr>
+        <w:ind w:left="4320" w:hanging="480"/>
+      </w:pPr>
+    </w:lvl>
+  </w:abstractNum>
+  <w:abstractNum w:abstractNumId="10" w15:restartNumberingAfterBreak="0">
+    <w:nsid w:val="408F66E7"/>
+    <w:multiLevelType w:val="hybridMultilevel"/>
+    <w:tmpl w:val="1ED664F8"/>
+    <w:lvl w:ilvl="0" w:tplc="FFFFFFFF">
+      <w:start w:val="1"/>
+      <w:numFmt w:val="decimal"/>
+      <w:lvlText w:val="%1."/>
+      <w:lvlJc w:val="left"/>
+      <w:pPr>
+        <w:ind w:left="425" w:hanging="425"/>
+      </w:pPr>
+      <w:rPr>
+        <w:rFonts w:hint="eastAsia"/>
+      </w:rPr>
+    </w:lvl>
+    <w:lvl w:ilvl="1" w:tplc="FFFFFFFF" w:tentative="1">
+      <w:start w:val="1"/>
+      <w:numFmt w:val="ideographTraditional"/>
+      <w:lvlText w:val="%2、"/>
+      <w:lvlJc w:val="left"/>
+      <w:pPr>
+        <w:ind w:left="960" w:hanging="480"/>
+      </w:pPr>
+    </w:lvl>
+    <w:lvl w:ilvl="2" w:tplc="FFFFFFFF" w:tentative="1">
+      <w:start w:val="1"/>
+      <w:numFmt w:val="lowerRoman"/>
+      <w:lvlText w:val="%3."/>
+      <w:lvlJc w:val="right"/>
+      <w:pPr>
+        <w:ind w:left="1440" w:hanging="480"/>
+      </w:pPr>
+    </w:lvl>
+    <w:lvl w:ilvl="3" w:tplc="FFFFFFFF" w:tentative="1">
+      <w:start w:val="1"/>
+      <w:numFmt w:val="decimal"/>
+      <w:lvlText w:val="%4."/>
+      <w:lvlJc w:val="left"/>
+      <w:pPr>
+        <w:ind w:left="1920" w:hanging="480"/>
+      </w:pPr>
+    </w:lvl>
+    <w:lvl w:ilvl="4" w:tplc="FFFFFFFF" w:tentative="1">
+      <w:start w:val="1"/>
+      <w:numFmt w:val="ideographTraditional"/>
+      <w:lvlText w:val="%5、"/>
+      <w:lvlJc w:val="left"/>
+      <w:pPr>
+        <w:ind w:left="2400" w:hanging="480"/>
+      </w:pPr>
+    </w:lvl>
+    <w:lvl w:ilvl="5" w:tplc="FFFFFFFF" w:tentative="1">
+      <w:start w:val="1"/>
+      <w:numFmt w:val="lowerRoman"/>
+      <w:lvlText w:val="%6."/>
+      <w:lvlJc w:val="right"/>
+      <w:pPr>
+        <w:ind w:left="2880" w:hanging="480"/>
+      </w:pPr>
+    </w:lvl>
+    <w:lvl w:ilvl="6" w:tplc="FFFFFFFF" w:tentative="1">
+      <w:start w:val="1"/>
+      <w:numFmt w:val="decimal"/>
+      <w:lvlText w:val="%7."/>
+      <w:lvlJc w:val="left"/>
+      <w:pPr>
+        <w:ind w:left="3360" w:hanging="480"/>
+      </w:pPr>
+    </w:lvl>
+    <w:lvl w:ilvl="7" w:tplc="FFFFFFFF" w:tentative="1">
+      <w:start w:val="1"/>
+      <w:numFmt w:val="ideographTraditional"/>
+      <w:lvlText w:val="%8、"/>
+      <w:lvlJc w:val="left"/>
+      <w:pPr>
+        <w:ind w:left="3840" w:hanging="480"/>
+      </w:pPr>
+    </w:lvl>
+    <w:lvl w:ilvl="8" w:tplc="FFFFFFFF" w:tentative="1">
+      <w:start w:val="1"/>
+      <w:numFmt w:val="lowerRoman"/>
+      <w:lvlText w:val="%9."/>
+      <w:lvlJc w:val="right"/>
+      <w:pPr>
+        <w:ind w:left="4320" w:hanging="480"/>
+      </w:pPr>
+    </w:lvl>
+  </w:abstractNum>
+  <w:abstractNum w:abstractNumId="11" w15:restartNumberingAfterBreak="0">
+    <w:nsid w:val="41F8766A"/>
+    <w:multiLevelType w:val="hybridMultilevel"/>
+    <w:tmpl w:val="66D6A6D2"/>
+    <w:lvl w:ilvl="0" w:tplc="FFFFFFFF">
+      <w:start w:val="1"/>
+      <w:numFmt w:val="decimal"/>
+      <w:lvlText w:val="%1."/>
+      <w:lvlJc w:val="left"/>
+      <w:pPr>
+        <w:ind w:left="425" w:hanging="425"/>
+      </w:pPr>
+      <w:rPr>
+        <w:rFonts w:hint="eastAsia"/>
+      </w:rPr>
+    </w:lvl>
+    <w:lvl w:ilvl="1" w:tplc="FFFFFFFF" w:tentative="1">
+      <w:start w:val="1"/>
+      <w:numFmt w:val="ideographTraditional"/>
+      <w:lvlText w:val="%2、"/>
+      <w:lvlJc w:val="left"/>
+      <w:pPr>
+        <w:ind w:left="960" w:hanging="480"/>
+      </w:pPr>
+    </w:lvl>
+    <w:lvl w:ilvl="2" w:tplc="FFFFFFFF" w:tentative="1">
+      <w:start w:val="1"/>
+      <w:numFmt w:val="lowerRoman"/>
+      <w:lvlText w:val="%3."/>
+      <w:lvlJc w:val="right"/>
+      <w:pPr>
+        <w:ind w:left="1440" w:hanging="480"/>
+      </w:pPr>
+    </w:lvl>
+    <w:lvl w:ilvl="3" w:tplc="FFFFFFFF" w:tentative="1">
+      <w:start w:val="1"/>
+      <w:numFmt w:val="decimal"/>
+      <w:lvlText w:val="%4."/>
+      <w:lvlJc w:val="left"/>
+      <w:pPr>
+        <w:ind w:left="1920" w:hanging="480"/>
+      </w:pPr>
+    </w:lvl>
+    <w:lvl w:ilvl="4" w:tplc="FFFFFFFF" w:tentative="1">
+      <w:start w:val="1"/>
+      <w:numFmt w:val="ideographTraditional"/>
+      <w:lvlText w:val="%5、"/>
+      <w:lvlJc w:val="left"/>
+      <w:pPr>
+        <w:ind w:left="2400" w:hanging="480"/>
+      </w:pPr>
+    </w:lvl>
+    <w:lvl w:ilvl="5" w:tplc="FFFFFFFF" w:tentative="1">
+      <w:start w:val="1"/>
+      <w:numFmt w:val="lowerRoman"/>
+      <w:lvlText w:val="%6."/>
+      <w:lvlJc w:val="right"/>
+      <w:pPr>
+        <w:ind w:left="2880" w:hanging="480"/>
+      </w:pPr>
+    </w:lvl>
+    <w:lvl w:ilvl="6" w:tplc="FFFFFFFF" w:tentative="1">
+      <w:start w:val="1"/>
+      <w:numFmt w:val="decimal"/>
+      <w:lvlText w:val="%7."/>
+      <w:lvlJc w:val="left"/>
+      <w:pPr>
+        <w:ind w:left="3360" w:hanging="480"/>
+      </w:pPr>
+    </w:lvl>
+    <w:lvl w:ilvl="7" w:tplc="FFFFFFFF" w:tentative="1">
+      <w:start w:val="1"/>
+      <w:numFmt w:val="ideographTraditional"/>
+      <w:lvlText w:val="%8、"/>
+      <w:lvlJc w:val="left"/>
+      <w:pPr>
+        <w:ind w:left="3840" w:hanging="480"/>
+      </w:pPr>
+    </w:lvl>
+    <w:lvl w:ilvl="8" w:tplc="FFFFFFFF" w:tentative="1">
+      <w:start w:val="1"/>
+      <w:numFmt w:val="lowerRoman"/>
+      <w:lvlText w:val="%9."/>
+      <w:lvlJc w:val="right"/>
+      <w:pPr>
+        <w:ind w:left="4320" w:hanging="480"/>
+      </w:pPr>
+    </w:lvl>
+  </w:abstractNum>
+  <w:abstractNum w:abstractNumId="12" w15:restartNumberingAfterBreak="0">
     <w:nsid w:val="42A62854"/>
     <w:multiLevelType w:val="hybridMultilevel"/>
     <w:tmpl w:val="C99E7102"/>
@@ -20856,7 +22951,7 @@
       </w:rPr>
     </w:lvl>
   </w:abstractNum>
-  <w:abstractNum w:abstractNumId="9" w15:restartNumberingAfterBreak="0">
+  <w:abstractNum w:abstractNumId="13" w15:restartNumberingAfterBreak="0">
     <w:nsid w:val="468B03EF"/>
     <w:multiLevelType w:val="hybridMultilevel"/>
     <w:tmpl w:val="410243A4"/>
@@ -20945,7 +23040,7 @@
       </w:pPr>
     </w:lvl>
   </w:abstractNum>
-  <w:abstractNum w:abstractNumId="10" w15:restartNumberingAfterBreak="0">
+  <w:abstractNum w:abstractNumId="14" w15:restartNumberingAfterBreak="0">
     <w:nsid w:val="5282194E"/>
     <w:multiLevelType w:val="hybridMultilevel"/>
     <w:tmpl w:val="FB0A744C"/>
@@ -21058,10 +23153,10 @@
       </w:rPr>
     </w:lvl>
   </w:abstractNum>
-  <w:abstractNum w:abstractNumId="11" w15:restartNumberingAfterBreak="0">
+  <w:abstractNum w:abstractNumId="15" w15:restartNumberingAfterBreak="0">
     <w:nsid w:val="555B3C92"/>
     <w:multiLevelType w:val="hybridMultilevel"/>
-    <w:tmpl w:val="410243A4"/>
+    <w:tmpl w:val="66D6A6D2"/>
     <w:lvl w:ilvl="0" w:tplc="FFFFFFFF">
       <w:start w:val="1"/>
       <w:numFmt w:val="decimal"/>
@@ -21147,7 +23242,7 @@
       </w:pPr>
     </w:lvl>
   </w:abstractNum>
-  <w:abstractNum w:abstractNumId="12" w15:restartNumberingAfterBreak="0">
+  <w:abstractNum w:abstractNumId="16" w15:restartNumberingAfterBreak="0">
     <w:nsid w:val="57EE0B3D"/>
     <w:multiLevelType w:val="hybridMultilevel"/>
     <w:tmpl w:val="B2281F40"/>
@@ -21260,7 +23355,7 @@
       </w:rPr>
     </w:lvl>
   </w:abstractNum>
-  <w:abstractNum w:abstractNumId="13" w15:restartNumberingAfterBreak="0">
+  <w:abstractNum w:abstractNumId="17" w15:restartNumberingAfterBreak="0">
     <w:nsid w:val="62A94BEB"/>
     <w:multiLevelType w:val="multilevel"/>
     <w:tmpl w:val="28327C30"/>
@@ -21383,7 +23478,7 @@
       </w:rPr>
     </w:lvl>
   </w:abstractNum>
-  <w:abstractNum w:abstractNumId="14" w15:restartNumberingAfterBreak="0">
+  <w:abstractNum w:abstractNumId="18" w15:restartNumberingAfterBreak="0">
     <w:nsid w:val="709261F5"/>
     <w:multiLevelType w:val="hybridMultilevel"/>
     <w:tmpl w:val="410243A4"/>
@@ -21473,7 +23568,7 @@
     </w:lvl>
   </w:abstractNum>
   <w:num w:numId="1" w16cid:durableId="567426511">
-    <w:abstractNumId w:val="13"/>
+    <w:abstractNumId w:val="17"/>
   </w:num>
   <w:num w:numId="2" w16cid:durableId="1354115221">
     <w:abstractNumId w:val="5"/>
@@ -21482,43 +23577,43 @@
     <w:abstractNumId w:val="2"/>
   </w:num>
   <w:num w:numId="4" w16cid:durableId="499469848">
-    <w:abstractNumId w:val="7"/>
+    <w:abstractNumId w:val="8"/>
   </w:num>
   <w:num w:numId="5" w16cid:durableId="1810171025">
-    <w:abstractNumId w:val="10"/>
+    <w:abstractNumId w:val="14"/>
   </w:num>
   <w:num w:numId="6" w16cid:durableId="1634099974">
     <w:abstractNumId w:val="4"/>
   </w:num>
   <w:num w:numId="7" w16cid:durableId="1082531007">
-    <w:abstractNumId w:val="13"/>
+    <w:abstractNumId w:val="17"/>
   </w:num>
   <w:num w:numId="8" w16cid:durableId="1043091149">
-    <w:abstractNumId w:val="13"/>
+    <w:abstractNumId w:val="17"/>
   </w:num>
   <w:num w:numId="9" w16cid:durableId="1025713953">
-    <w:abstractNumId w:val="13"/>
+    <w:abstractNumId w:val="17"/>
   </w:num>
   <w:num w:numId="10" w16cid:durableId="64689681">
-    <w:abstractNumId w:val="13"/>
+    <w:abstractNumId w:val="17"/>
   </w:num>
   <w:num w:numId="11" w16cid:durableId="444616883">
-    <w:abstractNumId w:val="13"/>
+    <w:abstractNumId w:val="17"/>
   </w:num>
   <w:num w:numId="12" w16cid:durableId="767626243">
-    <w:abstractNumId w:val="13"/>
+    <w:abstractNumId w:val="17"/>
   </w:num>
   <w:num w:numId="13" w16cid:durableId="1363097436">
-    <w:abstractNumId w:val="13"/>
+    <w:abstractNumId w:val="17"/>
   </w:num>
   <w:num w:numId="14" w16cid:durableId="2138906583">
-    <w:abstractNumId w:val="13"/>
+    <w:abstractNumId w:val="17"/>
   </w:num>
   <w:num w:numId="15" w16cid:durableId="1693412012">
     <w:abstractNumId w:val="1"/>
   </w:num>
   <w:num w:numId="16" w16cid:durableId="641540391">
-    <w:abstractNumId w:val="13"/>
+    <w:abstractNumId w:val="17"/>
     <w:lvlOverride w:ilvl="0">
       <w:startOverride w:val="1"/>
     </w:lvlOverride>
@@ -21557,66 +23652,78 @@
     <w:abstractNumId w:val="3"/>
   </w:num>
   <w:num w:numId="20" w16cid:durableId="94641526">
+    <w:abstractNumId w:val="17"/>
+  </w:num>
+  <w:num w:numId="21" w16cid:durableId="1636325619">
+    <w:abstractNumId w:val="17"/>
+  </w:num>
+  <w:num w:numId="22" w16cid:durableId="1422682397">
+    <w:abstractNumId w:val="16"/>
+  </w:num>
+  <w:num w:numId="23" w16cid:durableId="946695533">
+    <w:abstractNumId w:val="17"/>
+  </w:num>
+  <w:num w:numId="24" w16cid:durableId="996425102">
+    <w:abstractNumId w:val="12"/>
+  </w:num>
+  <w:num w:numId="25" w16cid:durableId="1972437929">
+    <w:abstractNumId w:val="17"/>
+  </w:num>
+  <w:num w:numId="26" w16cid:durableId="132062178">
     <w:abstractNumId w:val="13"/>
   </w:num>
-  <w:num w:numId="21" w16cid:durableId="1636325619">
-    <w:abstractNumId w:val="13"/>
+  <w:num w:numId="27" w16cid:durableId="1497381946">
+    <w:abstractNumId w:val="17"/>
   </w:num>
-  <w:num w:numId="22" w16cid:durableId="1422682397">
-    <w:abstractNumId w:val="12"/>
+  <w:num w:numId="28" w16cid:durableId="214632962">
+    <w:abstractNumId w:val="17"/>
   </w:num>
-  <w:num w:numId="23" w16cid:durableId="946695533">
-    <w:abstractNumId w:val="13"/>
+  <w:num w:numId="29" w16cid:durableId="1189023927">
+    <w:abstractNumId w:val="17"/>
   </w:num>
-  <w:num w:numId="24" w16cid:durableId="996425102">
-    <w:abstractNumId w:val="8"/>
+  <w:num w:numId="30" w16cid:durableId="1152215780">
+    <w:abstractNumId w:val="18"/>
   </w:num>
-  <w:num w:numId="25" w16cid:durableId="1972437929">
-    <w:abstractNumId w:val="13"/>
+  <w:num w:numId="31" w16cid:durableId="1346245807">
+    <w:abstractNumId w:val="17"/>
   </w:num>
-  <w:num w:numId="26" w16cid:durableId="132062178">
+  <w:num w:numId="32" w16cid:durableId="105346929">
+    <w:abstractNumId w:val="17"/>
+  </w:num>
+  <w:num w:numId="33" w16cid:durableId="65497744">
+    <w:abstractNumId w:val="17"/>
+  </w:num>
+  <w:num w:numId="34" w16cid:durableId="1171599239">
+    <w:abstractNumId w:val="17"/>
+  </w:num>
+  <w:num w:numId="35" w16cid:durableId="1157109976">
+    <w:abstractNumId w:val="17"/>
+  </w:num>
+  <w:num w:numId="36" w16cid:durableId="56629640">
+    <w:abstractNumId w:val="17"/>
+  </w:num>
+  <w:num w:numId="37" w16cid:durableId="1408192475">
+    <w:abstractNumId w:val="17"/>
+  </w:num>
+  <w:num w:numId="38" w16cid:durableId="484395657">
+    <w:abstractNumId w:val="17"/>
+  </w:num>
+  <w:num w:numId="39" w16cid:durableId="1375042268">
+    <w:abstractNumId w:val="17"/>
+  </w:num>
+  <w:num w:numId="40" w16cid:durableId="1538853502">
+    <w:abstractNumId w:val="15"/>
+  </w:num>
+  <w:num w:numId="41" w16cid:durableId="1445004222">
     <w:abstractNumId w:val="9"/>
   </w:num>
-  <w:num w:numId="27" w16cid:durableId="1497381946">
-    <w:abstractNumId w:val="13"/>
+  <w:num w:numId="42" w16cid:durableId="1733502875">
+    <w:abstractNumId w:val="10"/>
   </w:num>
-  <w:num w:numId="28" w16cid:durableId="214632962">
-    <w:abstractNumId w:val="13"/>
+  <w:num w:numId="43" w16cid:durableId="2050951986">
+    <w:abstractNumId w:val="7"/>
   </w:num>
-  <w:num w:numId="29" w16cid:durableId="1189023927">
-    <w:abstractNumId w:val="13"/>
-  </w:num>
-  <w:num w:numId="30" w16cid:durableId="1152215780">
-    <w:abstractNumId w:val="14"/>
-  </w:num>
-  <w:num w:numId="31" w16cid:durableId="1346245807">
-    <w:abstractNumId w:val="13"/>
-  </w:num>
-  <w:num w:numId="32" w16cid:durableId="105346929">
-    <w:abstractNumId w:val="13"/>
-  </w:num>
-  <w:num w:numId="33" w16cid:durableId="65497744">
-    <w:abstractNumId w:val="13"/>
-  </w:num>
-  <w:num w:numId="34" w16cid:durableId="1171599239">
-    <w:abstractNumId w:val="13"/>
-  </w:num>
-  <w:num w:numId="35" w16cid:durableId="1157109976">
-    <w:abstractNumId w:val="13"/>
-  </w:num>
-  <w:num w:numId="36" w16cid:durableId="56629640">
-    <w:abstractNumId w:val="13"/>
-  </w:num>
-  <w:num w:numId="37" w16cid:durableId="1408192475">
-    <w:abstractNumId w:val="13"/>
-  </w:num>
-  <w:num w:numId="38" w16cid:durableId="484395657">
-    <w:abstractNumId w:val="13"/>
-  </w:num>
-  <w:num w:numId="39" w16cid:durableId="1375042268">
-    <w:abstractNumId w:val="13"/>
-  </w:num>
-  <w:num w:numId="40" w16cid:durableId="1538853502">
+  <w:num w:numId="44" w16cid:durableId="431778498">
     <w:abstractNumId w:val="11"/>
   </w:num>
 </w:numbering>
